--- a/Porocila_in_predstavitve/Poročilo za orv.docx
+++ b/Porocila_in_predstavitve/Poročilo za orv.docx
@@ -13,31 +13,7 @@
     </w:p>
     <w:p>
       <w:r>
-        <w:t xml:space="preserve">Za prepoznavo obrazov smo uporabili algoritem </w:t>
-      </w:r>
-      <w:proofErr w:type="spellStart"/>
-      <w:r>
-        <w:t>Support</w:t>
-      </w:r>
-      <w:proofErr w:type="spellEnd"/>
-      <w:r>
-        <w:t xml:space="preserve"> </w:t>
-      </w:r>
-      <w:proofErr w:type="spellStart"/>
-      <w:r>
-        <w:t>Vector</w:t>
-      </w:r>
-      <w:proofErr w:type="spellEnd"/>
-      <w:r>
-        <w:t xml:space="preserve"> </w:t>
-      </w:r>
-      <w:proofErr w:type="spellStart"/>
-      <w:r>
-        <w:t>Machine</w:t>
-      </w:r>
-      <w:proofErr w:type="spellEnd"/>
-      <w:r>
-        <w:t xml:space="preserve"> (SVM) z RBF jedrom. SVM je klasifikacijski algoritem strojnega učenja ki se nauči ločevati med različnimi razredi</w:t>
+        <w:t>Za prepoznavo obrazov smo uporabili algoritem Support Vector Machine (SVM) z RBF jedrom. SVM je klasifikacijski algoritem strojnega učenja ki se nauči ločevati med različnimi razredi</w:t>
       </w:r>
       <w:r>
         <w:t>. V</w:t>
@@ -83,15 +59,7 @@
         <w:t xml:space="preserve"> </w:t>
       </w:r>
       <w:r>
-        <w:t>V aplikaciji je bil uporabljen prag zaupanja (</w:t>
-      </w:r>
-      <w:proofErr w:type="spellStart"/>
-      <w:r>
-        <w:t>threshold</w:t>
-      </w:r>
-      <w:proofErr w:type="spellEnd"/>
-      <w:r>
-        <w:t>) 0,7. Če je bila napovedana verjetnost nižja od tega praga, je bila prijava zavrnjena.</w:t>
+        <w:t>V aplikaciji je bil uporabljen prag zaupanja (threshold) 0,7. Če je bila napovedana verjetnost nižja od tega praga, je bila prijava zavrnjena.</w:t>
       </w:r>
     </w:p>
     <w:p>
@@ -105,15 +73,7 @@
     </w:p>
     <w:p>
       <w:r>
-        <w:t>Podatki so bili naloženi iz .</w:t>
-      </w:r>
-      <w:proofErr w:type="spellStart"/>
-      <w:r>
-        <w:t>npz</w:t>
-      </w:r>
-      <w:proofErr w:type="spellEnd"/>
-      <w:r>
-        <w:t xml:space="preserve"> datotek:</w:t>
+        <w:t>Podatki so bili naloženi iz .npz datotek:</w:t>
       </w:r>
     </w:p>
     <w:p>
@@ -160,15 +120,7 @@
     </w:p>
     <w:p>
       <w:r>
-        <w:t xml:space="preserve">Vsaka slika je bila pretvorjena v vektor in normalizirana z </w:t>
-      </w:r>
-      <w:proofErr w:type="spellStart"/>
-      <w:r>
-        <w:t>StandardScaler</w:t>
-      </w:r>
-      <w:proofErr w:type="spellEnd"/>
-      <w:r>
-        <w:t>:</w:t>
+        <w:t>Vsaka slika je bila pretvorjena v vektor in normalizirana z StandardScaler:</w:t>
       </w:r>
     </w:p>
     <w:p>
@@ -224,36 +176,12 @@
           <w:b/>
           <w:bCs/>
         </w:rPr>
-        <w:t xml:space="preserve">Kateri </w:t>
-      </w:r>
-      <w:proofErr w:type="spellStart"/>
-      <w:r>
-        <w:rPr>
-          <w:b/>
-          <w:bCs/>
-        </w:rPr>
-        <w:t>hiperparametri</w:t>
-      </w:r>
-      <w:proofErr w:type="spellEnd"/>
-      <w:r>
-        <w:rPr>
-          <w:b/>
-          <w:bCs/>
-        </w:rPr>
-        <w:t xml:space="preserve"> so bili optimizirani</w:t>
-      </w:r>
-    </w:p>
-    <w:p>
-      <w:r>
-        <w:t xml:space="preserve">Optimizirani so bili trije </w:t>
-      </w:r>
-      <w:proofErr w:type="spellStart"/>
-      <w:r>
-        <w:t>hiperparametri</w:t>
-      </w:r>
-      <w:proofErr w:type="spellEnd"/>
-      <w:r>
-        <w:t>:</w:t>
+        <w:t>Kateri hiperparametri so bili optimizirani</w:t>
+      </w:r>
+    </w:p>
+    <w:p>
+      <w:r>
+        <w:t>Optimizirani so bili trije hiperparametri:</w:t>
       </w:r>
     </w:p>
     <w:p>
@@ -274,21 +202,8 @@
           <w:numId w:val="1"/>
         </w:numPr>
       </w:pPr>
-      <w:proofErr w:type="spellStart"/>
-      <w:r>
-        <w:t>gamma</w:t>
-      </w:r>
-      <w:proofErr w:type="spellEnd"/>
-      <w:r>
-        <w:t xml:space="preserve"> — vpliv posameznega vzorca (scale, </w:t>
-      </w:r>
-      <w:proofErr w:type="spellStart"/>
-      <w:r>
-        <w:t>auto</w:t>
-      </w:r>
-      <w:proofErr w:type="spellEnd"/>
-      <w:r>
-        <w:t>, 0.001, 0.01)</w:t>
+      <w:r>
+        <w:t>gamma — vpliv posameznega vzorca (scale, auto, 0.001, 0.01)</w:t>
       </w:r>
     </w:p>
     <w:p>
@@ -298,29 +213,8 @@
           <w:numId w:val="1"/>
         </w:numPr>
       </w:pPr>
-      <w:proofErr w:type="spellStart"/>
-      <w:r>
-        <w:t>kernel</w:t>
-      </w:r>
-      <w:proofErr w:type="spellEnd"/>
-      <w:r>
-        <w:t xml:space="preserve"> — tip jedra (</w:t>
-      </w:r>
-      <w:proofErr w:type="spellStart"/>
-      <w:r>
-        <w:t>rbf</w:t>
-      </w:r>
-      <w:proofErr w:type="spellEnd"/>
-      <w:r>
-        <w:t xml:space="preserve">, </w:t>
-      </w:r>
-      <w:proofErr w:type="spellStart"/>
-      <w:r>
-        <w:t>linear</w:t>
-      </w:r>
-      <w:proofErr w:type="spellEnd"/>
-      <w:r>
-        <w:t>)</w:t>
+      <w:r>
+        <w:t>kernel — tip jedra (rbf, linear)</w:t>
       </w:r>
     </w:p>
     <w:p>
@@ -335,15 +229,7 @@
     <w:p>
       <w:r>
         <w:lastRenderedPageBreak/>
-        <w:t xml:space="preserve">Za optimizacijo smo uporabili </w:t>
-      </w:r>
-      <w:proofErr w:type="spellStart"/>
-      <w:r>
-        <w:t>GridSearchCV</w:t>
-      </w:r>
-      <w:proofErr w:type="spellEnd"/>
-      <w:r>
-        <w:t xml:space="preserve"> ki preizkusi vse kombinacije parametrov s 3-kratno križno validacijo:</w:t>
+        <w:t>Za optimizacijo smo uporabili GridSearchCV ki preizkusi vse kombinacije parametrov s 3-kratno križno validacijo:</w:t>
       </w:r>
     </w:p>
     <w:p>
@@ -409,13 +295,8 @@
           <w:numId w:val="2"/>
         </w:numPr>
       </w:pPr>
-      <w:proofErr w:type="spellStart"/>
-      <w:r>
-        <w:t>Accuracy</w:t>
-      </w:r>
-      <w:proofErr w:type="spellEnd"/>
-      <w:r>
-        <w:t xml:space="preserve"> — splošna točnost modela</w:t>
+      <w:r>
+        <w:t>Accuracy — splošna točnost modela</w:t>
       </w:r>
     </w:p>
     <w:p>
@@ -425,21 +306,8 @@
           <w:numId w:val="2"/>
         </w:numPr>
       </w:pPr>
-      <w:proofErr w:type="spellStart"/>
-      <w:r>
-        <w:t>Confusion</w:t>
-      </w:r>
-      <w:proofErr w:type="spellEnd"/>
-      <w:r>
-        <w:t xml:space="preserve"> </w:t>
-      </w:r>
-      <w:proofErr w:type="spellStart"/>
-      <w:r>
-        <w:t>matrix</w:t>
-      </w:r>
-      <w:proofErr w:type="spellEnd"/>
-      <w:r>
-        <w:t xml:space="preserve"> — prikaz pravilnih in napačnih napovedi</w:t>
+      <w:r>
+        <w:t>Confusion matrix — prikaz pravilnih in napačnih napovedi</w:t>
       </w:r>
     </w:p>
     <w:p>
@@ -449,21 +317,8 @@
           <w:numId w:val="2"/>
         </w:numPr>
       </w:pPr>
-      <w:proofErr w:type="spellStart"/>
-      <w:r>
-        <w:t>Precision</w:t>
-      </w:r>
-      <w:proofErr w:type="spellEnd"/>
-      <w:r>
-        <w:t xml:space="preserve">, </w:t>
-      </w:r>
-      <w:proofErr w:type="spellStart"/>
-      <w:r>
-        <w:t>Recall</w:t>
-      </w:r>
-      <w:proofErr w:type="spellEnd"/>
-      <w:r>
-        <w:t>, F1-score — podrobna evalvacija po vsaki osebi</w:t>
+      <w:r>
+        <w:t>Precision, Recall, F1-score — podrobna evalvacija po vsaki osebi</w:t>
       </w:r>
     </w:p>
     <w:p>
@@ -493,49 +348,7 @@
         <w:rPr>
           <w:rFonts w:asciiTheme="minorHAnsi" w:hAnsiTheme="minorHAnsi"/>
         </w:rPr>
-        <w:t xml:space="preserve">Slika 1: Rezultati učenja SVM modela brez </w:t>
-      </w:r>
-      <w:proofErr w:type="spellStart"/>
-      <w:r>
-        <w:rPr>
-          <w:rFonts w:asciiTheme="minorHAnsi" w:hAnsiTheme="minorHAnsi"/>
-        </w:rPr>
-        <w:t>augmentacije</w:t>
-      </w:r>
-      <w:proofErr w:type="spellEnd"/>
-      <w:r>
-        <w:rPr>
-          <w:rFonts w:asciiTheme="minorHAnsi" w:hAnsiTheme="minorHAnsi"/>
-        </w:rPr>
-        <w:t>. Model je bil naučen na 28 vzorcih (22 učnih, 6 testnih). Točnost na testnih podatkih je bila 66.67%. Opazimo da model Maje sploh ni prepoznal (</w:t>
-      </w:r>
-      <w:proofErr w:type="spellStart"/>
-      <w:r>
-        <w:rPr>
-          <w:rFonts w:asciiTheme="minorHAnsi" w:hAnsiTheme="minorHAnsi"/>
-        </w:rPr>
-        <w:t>precision</w:t>
-      </w:r>
-      <w:proofErr w:type="spellEnd"/>
-      <w:r>
-        <w:rPr>
-          <w:rFonts w:asciiTheme="minorHAnsi" w:hAnsiTheme="minorHAnsi"/>
-        </w:rPr>
-        <w:t xml:space="preserve"> 0.00, </w:t>
-      </w:r>
-      <w:proofErr w:type="spellStart"/>
-      <w:r>
-        <w:rPr>
-          <w:rFonts w:asciiTheme="minorHAnsi" w:hAnsiTheme="minorHAnsi"/>
-        </w:rPr>
-        <w:t>recall</w:t>
-      </w:r>
-      <w:proofErr w:type="spellEnd"/>
-      <w:r>
-        <w:rPr>
-          <w:rFonts w:asciiTheme="minorHAnsi" w:hAnsiTheme="minorHAnsi"/>
-        </w:rPr>
-        <w:t xml:space="preserve"> 0.00)</w:t>
+        <w:t>Slika 1: Rezultati učenja SVM modela brez augmentacije. Model je bil naučen na 28 vzorcih (22 učnih, 6 testnih). Točnost na testnih podatkih je bila 66.67%. Opazimo da model Maje sploh ni prepoznal (precision 0.00, recall 0.00)</w:t>
       </w:r>
       <w:r>
         <w:rPr>
@@ -559,49 +372,7 @@
         <w:rPr>
           <w:rFonts w:asciiTheme="minorHAnsi" w:hAnsiTheme="minorHAnsi"/>
         </w:rPr>
-        <w:t xml:space="preserve">azlog je premajhno število učnih vzorcev in premajhna raznolikost slik. Model je Majo v vseh primerih napačno prepoznal kot Anjo, kar je razvidno iz </w:t>
-      </w:r>
-      <w:proofErr w:type="spellStart"/>
-      <w:r>
-        <w:rPr>
-          <w:rFonts w:asciiTheme="minorHAnsi" w:hAnsiTheme="minorHAnsi"/>
-        </w:rPr>
-        <w:t>confusion</w:t>
-      </w:r>
-      <w:proofErr w:type="spellEnd"/>
-      <w:r>
-        <w:rPr>
-          <w:rFonts w:asciiTheme="minorHAnsi" w:hAnsiTheme="minorHAnsi"/>
-        </w:rPr>
-        <w:t xml:space="preserve"> </w:t>
-      </w:r>
-      <w:proofErr w:type="spellStart"/>
-      <w:r>
-        <w:rPr>
-          <w:rFonts w:asciiTheme="minorHAnsi" w:hAnsiTheme="minorHAnsi"/>
-        </w:rPr>
-        <w:t>matrix</w:t>
-      </w:r>
-      <w:proofErr w:type="spellEnd"/>
-      <w:r>
-        <w:rPr>
-          <w:rFonts w:asciiTheme="minorHAnsi" w:hAnsiTheme="minorHAnsi"/>
-        </w:rPr>
-        <w:t xml:space="preserve">. To je pokazalo potrebo po </w:t>
-      </w:r>
-      <w:proofErr w:type="spellStart"/>
-      <w:r>
-        <w:rPr>
-          <w:rFonts w:asciiTheme="minorHAnsi" w:hAnsiTheme="minorHAnsi"/>
-        </w:rPr>
-        <w:t>augmentaciji</w:t>
-      </w:r>
-      <w:proofErr w:type="spellEnd"/>
-      <w:r>
-        <w:rPr>
-          <w:rFonts w:asciiTheme="minorHAnsi" w:hAnsiTheme="minorHAnsi"/>
-        </w:rPr>
-        <w:t xml:space="preserve"> podatkov.</w:t>
+        <w:t>azlog je premajhno število učnih vzorcev in premajhna raznolikost slik. Model je Majo v vseh primerih napačno prepoznal kot Anjo, kar je razvidno iz confusion matrix. To je pokazalo potrebo po augmentaciji podatkov.</w:t>
       </w:r>
     </w:p>
     <w:p>
@@ -664,28 +435,7 @@
         <w:rPr>
           <w:rFonts w:asciiTheme="minorHAnsi" w:hAnsiTheme="minorHAnsi"/>
         </w:rPr>
-        <w:t xml:space="preserve">Slika 2: Rezultati učenja SVM modela z </w:t>
-      </w:r>
-      <w:proofErr w:type="spellStart"/>
-      <w:r>
-        <w:rPr>
-          <w:rFonts w:asciiTheme="minorHAnsi" w:hAnsiTheme="minorHAnsi"/>
-        </w:rPr>
-        <w:t>augmentacijo</w:t>
-      </w:r>
-      <w:proofErr w:type="spellEnd"/>
-      <w:r>
-        <w:rPr>
-          <w:rFonts w:asciiTheme="minorHAnsi" w:hAnsiTheme="minorHAnsi"/>
-        </w:rPr>
-        <w:t xml:space="preserve">.  </w:t>
-      </w:r>
-      <w:proofErr w:type="spellStart"/>
-      <w:r>
-        <w:rPr>
-          <w:rFonts w:asciiTheme="minorHAnsi" w:hAnsiTheme="minorHAnsi"/>
-        </w:rPr>
-        <w:t>Tuka</w:t>
+        <w:t>Slika 2: Rezultati učenja SVM modela z augmentacijo.  Tuka</w:t>
       </w:r>
       <w:r>
         <w:rPr>
@@ -699,32 +449,17 @@
         </w:rPr>
         <w:t>a</w:t>
       </w:r>
-      <w:proofErr w:type="spellEnd"/>
-      <w:r>
-        <w:rPr>
-          <w:rFonts w:asciiTheme="minorHAnsi" w:hAnsiTheme="minorHAnsi"/>
-        </w:rPr>
-        <w:t xml:space="preserve"> je prišlo do manjše neuspešnosti, saj </w:t>
-      </w:r>
-      <w:proofErr w:type="spellStart"/>
-      <w:r>
-        <w:rPr>
-          <w:rFonts w:asciiTheme="minorHAnsi" w:hAnsiTheme="minorHAnsi"/>
-        </w:rPr>
-        <w:t>a</w:t>
-      </w:r>
-      <w:r>
-        <w:rPr>
-          <w:rFonts w:asciiTheme="minorHAnsi" w:hAnsiTheme="minorHAnsi"/>
-        </w:rPr>
-        <w:t>ugmentacija</w:t>
-      </w:r>
-      <w:proofErr w:type="spellEnd"/>
-      <w:r>
-        <w:rPr>
-          <w:rFonts w:asciiTheme="minorHAnsi" w:hAnsiTheme="minorHAnsi"/>
-        </w:rPr>
-        <w:t xml:space="preserve"> ni bila 100% uspešna </w:t>
+      <w:r>
+        <w:rPr>
+          <w:rFonts w:asciiTheme="minorHAnsi" w:hAnsiTheme="minorHAnsi"/>
+        </w:rPr>
+        <w:t xml:space="preserve"> je prišlo do manjše neuspešnosti, saj a</w:t>
+      </w:r>
+      <w:r>
+        <w:rPr>
+          <w:rFonts w:asciiTheme="minorHAnsi" w:hAnsiTheme="minorHAnsi"/>
+        </w:rPr>
+        <w:t xml:space="preserve">ugmentacija ni bila 100% uspešna </w:t>
       </w:r>
       <w:r>
         <w:rPr>
@@ -736,21 +471,7 @@
         <w:rPr>
           <w:rFonts w:asciiTheme="minorHAnsi" w:hAnsiTheme="minorHAnsi"/>
         </w:rPr>
-        <w:t xml:space="preserve">38 od 292 slik je bilo preskočenih ker face </w:t>
-      </w:r>
-      <w:proofErr w:type="spellStart"/>
-      <w:r>
-        <w:rPr>
-          <w:rFonts w:asciiTheme="minorHAnsi" w:hAnsiTheme="minorHAnsi"/>
-        </w:rPr>
-        <w:t>detection</w:t>
-      </w:r>
-      <w:proofErr w:type="spellEnd"/>
-      <w:r>
-        <w:rPr>
-          <w:rFonts w:asciiTheme="minorHAnsi" w:hAnsiTheme="minorHAnsi"/>
-        </w:rPr>
-        <w:t xml:space="preserve"> ni zaznal obraza. To se </w:t>
+        <w:t xml:space="preserve">38 od 292 slik je bilo preskočenih ker face detection ni zaznal obraza. To se </w:t>
       </w:r>
       <w:r>
         <w:rPr>
@@ -786,21 +507,7 @@
         <w:rPr>
           <w:rFonts w:asciiTheme="minorHAnsi" w:hAnsiTheme="minorHAnsi"/>
         </w:rPr>
-        <w:t xml:space="preserve"> transformacija preveč popači obraz, na primer pri preveč temnih slikah (</w:t>
-      </w:r>
-      <w:proofErr w:type="spellStart"/>
-      <w:r>
-        <w:rPr>
-          <w:rFonts w:asciiTheme="minorHAnsi" w:hAnsiTheme="minorHAnsi"/>
-        </w:rPr>
-        <w:t>lowlight_inverse</w:t>
-      </w:r>
-      <w:proofErr w:type="spellEnd"/>
-      <w:r>
-        <w:rPr>
-          <w:rFonts w:asciiTheme="minorHAnsi" w:hAnsiTheme="minorHAnsi"/>
-        </w:rPr>
-        <w:t>) ali preveč zamegljenem obrazu. Te slike so bile samodejno izključene iz učne množice.</w:t>
+        <w:t xml:space="preserve"> transformacija preveč popači obraz, na primer pri preveč temnih slikah (lowlight_inverse) ali preveč zamegljenem obrazu. Te slike so bile samodejno izključene iz učne množice.</w:t>
       </w:r>
       <w:r>
         <w:rPr>
@@ -821,133 +528,7 @@
           <w:rFonts w:asciiTheme="minorHAnsi" w:hAnsiTheme="minorHAnsi"/>
         </w:rPr>
         <w:lastRenderedPageBreak/>
-        <w:t xml:space="preserve">Rezultati učenja SVM modela z </w:t>
-      </w:r>
-      <w:proofErr w:type="spellStart"/>
-      <w:r>
-        <w:rPr>
-          <w:rFonts w:asciiTheme="minorHAnsi" w:hAnsiTheme="minorHAnsi"/>
-        </w:rPr>
-        <w:t>augmentiranimi</w:t>
-      </w:r>
-      <w:proofErr w:type="spellEnd"/>
-      <w:r>
-        <w:rPr>
-          <w:rFonts w:asciiTheme="minorHAnsi" w:hAnsiTheme="minorHAnsi"/>
-        </w:rPr>
-        <w:t xml:space="preserve"> podatki (254 vzorcev). Model je dosegel 92.16% točnost na testnih podatkih. Najboljši </w:t>
-      </w:r>
-      <w:proofErr w:type="spellStart"/>
-      <w:r>
-        <w:rPr>
-          <w:rFonts w:asciiTheme="minorHAnsi" w:hAnsiTheme="minorHAnsi"/>
-        </w:rPr>
-        <w:t>hiperparametri</w:t>
-      </w:r>
-      <w:proofErr w:type="spellEnd"/>
-      <w:r>
-        <w:rPr>
-          <w:rFonts w:asciiTheme="minorHAnsi" w:hAnsiTheme="minorHAnsi"/>
-        </w:rPr>
-        <w:t xml:space="preserve"> so bili C=10, </w:t>
-      </w:r>
-      <w:proofErr w:type="spellStart"/>
-      <w:r>
-        <w:rPr>
-          <w:rFonts w:asciiTheme="minorHAnsi" w:hAnsiTheme="minorHAnsi"/>
-        </w:rPr>
-        <w:t>gamma</w:t>
-      </w:r>
-      <w:proofErr w:type="spellEnd"/>
-      <w:r>
-        <w:rPr>
-          <w:rFonts w:asciiTheme="minorHAnsi" w:hAnsiTheme="minorHAnsi"/>
-        </w:rPr>
-        <w:t xml:space="preserve">=scale, </w:t>
-      </w:r>
-      <w:proofErr w:type="spellStart"/>
-      <w:r>
-        <w:rPr>
-          <w:rFonts w:asciiTheme="minorHAnsi" w:hAnsiTheme="minorHAnsi"/>
-        </w:rPr>
-        <w:t>kernel</w:t>
-      </w:r>
-      <w:proofErr w:type="spellEnd"/>
-      <w:r>
-        <w:rPr>
-          <w:rFonts w:asciiTheme="minorHAnsi" w:hAnsiTheme="minorHAnsi"/>
-        </w:rPr>
-        <w:t>=</w:t>
-      </w:r>
-      <w:proofErr w:type="spellStart"/>
-      <w:r>
-        <w:rPr>
-          <w:rFonts w:asciiTheme="minorHAnsi" w:hAnsiTheme="minorHAnsi"/>
-        </w:rPr>
-        <w:t>rbf</w:t>
-      </w:r>
-      <w:proofErr w:type="spellEnd"/>
-      <w:r>
-        <w:rPr>
-          <w:rFonts w:asciiTheme="minorHAnsi" w:hAnsiTheme="minorHAnsi"/>
-        </w:rPr>
-        <w:t xml:space="preserve">. Vse tri osebe so prepoznane z </w:t>
-      </w:r>
-      <w:proofErr w:type="spellStart"/>
-      <w:r>
-        <w:rPr>
-          <w:rFonts w:asciiTheme="minorHAnsi" w:hAnsiTheme="minorHAnsi"/>
-        </w:rPr>
-        <w:t>precision</w:t>
-      </w:r>
-      <w:proofErr w:type="spellEnd"/>
-      <w:r>
-        <w:rPr>
-          <w:rFonts w:asciiTheme="minorHAnsi" w:hAnsiTheme="minorHAnsi"/>
-        </w:rPr>
-        <w:t xml:space="preserve"> in </w:t>
-      </w:r>
-      <w:proofErr w:type="spellStart"/>
-      <w:r>
-        <w:rPr>
-          <w:rFonts w:asciiTheme="minorHAnsi" w:hAnsiTheme="minorHAnsi"/>
-        </w:rPr>
-        <w:t>recall</w:t>
-      </w:r>
-      <w:proofErr w:type="spellEnd"/>
-      <w:r>
-        <w:rPr>
-          <w:rFonts w:asciiTheme="minorHAnsi" w:hAnsiTheme="minorHAnsi"/>
-        </w:rPr>
-        <w:t xml:space="preserve"> nad 90%, </w:t>
-      </w:r>
-      <w:proofErr w:type="spellStart"/>
-      <w:r>
-        <w:rPr>
-          <w:rFonts w:asciiTheme="minorHAnsi" w:hAnsiTheme="minorHAnsi"/>
-        </w:rPr>
-        <w:t>confusion</w:t>
-      </w:r>
-      <w:proofErr w:type="spellEnd"/>
-      <w:r>
-        <w:rPr>
-          <w:rFonts w:asciiTheme="minorHAnsi" w:hAnsiTheme="minorHAnsi"/>
-        </w:rPr>
-        <w:t xml:space="preserve"> </w:t>
-      </w:r>
-      <w:proofErr w:type="spellStart"/>
-      <w:r>
-        <w:rPr>
-          <w:rFonts w:asciiTheme="minorHAnsi" w:hAnsiTheme="minorHAnsi"/>
-        </w:rPr>
-        <w:t>matrix</w:t>
-      </w:r>
-      <w:proofErr w:type="spellEnd"/>
-      <w:r>
-        <w:rPr>
-          <w:rFonts w:asciiTheme="minorHAnsi" w:hAnsiTheme="minorHAnsi"/>
-        </w:rPr>
-        <w:t xml:space="preserve"> pa pokaže le 3 napačne napovedi od 51.</w:t>
+        <w:t>Rezultati učenja SVM modela z augmentiranimi podatki (254 vzorcev). Model je dosegel 92.16% točnost na testnih podatkih. Najboljši hiperparametri so bili C=10, gamma=scale, kernel=rbf. Vse tri osebe so prepoznane z precision in recall nad 90%, confusion matrix pa pokaže le 3 napačne napovedi od 51.</w:t>
       </w:r>
     </w:p>
     <w:p>
@@ -1250,35 +831,7 @@
         <w:rPr>
           <w:rFonts w:asciiTheme="minorHAnsi" w:hAnsiTheme="minorHAnsi"/>
         </w:rPr>
-        <w:t>Test naloži vse shranjene vzorce iz mape data/</w:t>
-      </w:r>
-      <w:proofErr w:type="spellStart"/>
-      <w:r>
-        <w:rPr>
-          <w:rFonts w:asciiTheme="minorHAnsi" w:hAnsiTheme="minorHAnsi"/>
-        </w:rPr>
-        <w:t>users</w:t>
-      </w:r>
-      <w:proofErr w:type="spellEnd"/>
-      <w:r>
-        <w:rPr>
-          <w:rFonts w:asciiTheme="minorHAnsi" w:hAnsiTheme="minorHAnsi"/>
-        </w:rPr>
-        <w:t xml:space="preserve">/ in za vsakega pokliče </w:t>
-      </w:r>
-      <w:proofErr w:type="spellStart"/>
-      <w:r>
-        <w:rPr>
-          <w:rFonts w:asciiTheme="minorHAnsi" w:hAnsiTheme="minorHAnsi"/>
-        </w:rPr>
-        <w:t>predict_user</w:t>
-      </w:r>
-      <w:proofErr w:type="spellEnd"/>
-      <w:r>
-        <w:rPr>
-          <w:rFonts w:asciiTheme="minorHAnsi" w:hAnsiTheme="minorHAnsi"/>
-        </w:rPr>
-        <w:t>(). Rezultat primerjamo z dejanskim uporabnikom in preverimo ali se ujema.</w:t>
+        <w:t>Test naloži vse shranjene vzorce iz mape data/users/ in za vsakega pokliče predict_user(). Rezultat primerjamo z dejanskim uporabnikom in preverimo ali se ujema.</w:t>
       </w:r>
     </w:p>
     <w:p>
@@ -1444,7 +997,7 @@
           <w:noProof/>
         </w:rPr>
         <w:drawing>
-          <wp:anchor distT="0" distB="0" distL="114300" distR="114300" simplePos="0" relativeHeight="251660288" behindDoc="0" locked="0" layoutInCell="1" allowOverlap="1" wp14:anchorId="56C450A3" wp14:editId="422B0BE7">
+          <wp:anchor distT="0" distB="0" distL="114300" distR="114300" simplePos="0" relativeHeight="251660288" behindDoc="0" locked="0" layoutInCell="1" allowOverlap="1" wp14:anchorId="56C450A3" wp14:editId="3F3EA1B8">
             <wp:simplePos x="0" y="0"/>
             <wp:positionH relativeFrom="column">
               <wp:posOffset>1093842</wp:posOffset>
@@ -1651,7 +1204,7 @@
           <w:noProof/>
         </w:rPr>
         <w:drawing>
-          <wp:anchor distT="0" distB="0" distL="114300" distR="114300" simplePos="0" relativeHeight="251658240" behindDoc="0" locked="0" layoutInCell="1" allowOverlap="1" wp14:anchorId="71876173" wp14:editId="17DE31D9">
+          <wp:anchor distT="0" distB="0" distL="114300" distR="114300" simplePos="0" relativeHeight="251658240" behindDoc="0" locked="0" layoutInCell="1" allowOverlap="1" wp14:anchorId="71876173" wp14:editId="7AF5B571">
             <wp:simplePos x="0" y="0"/>
             <wp:positionH relativeFrom="page">
               <wp:posOffset>445135</wp:posOffset>
@@ -1706,7 +1259,7 @@
           <w:noProof/>
         </w:rPr>
         <w:drawing>
-          <wp:anchor distT="0" distB="0" distL="114300" distR="114300" simplePos="0" relativeHeight="251659264" behindDoc="0" locked="0" layoutInCell="1" allowOverlap="1" wp14:anchorId="319DF664" wp14:editId="68797DDB">
+          <wp:anchor distT="0" distB="0" distL="114300" distR="114300" simplePos="0" relativeHeight="251659264" behindDoc="0" locked="0" layoutInCell="1" allowOverlap="1" wp14:anchorId="319DF664" wp14:editId="66BCFAFD">
             <wp:simplePos x="0" y="0"/>
             <wp:positionH relativeFrom="column">
               <wp:posOffset>3164840</wp:posOffset>
@@ -2005,21 +1558,7 @@
         <w:rPr>
           <w:rFonts w:asciiTheme="minorHAnsi" w:hAnsiTheme="minorHAnsi"/>
         </w:rPr>
-        <w:t xml:space="preserve">Povprečna verjetnost je bila izračunana kot vsota vseh verjetnosti pravilnih napovedi deljena s številom vzorcev (avg = </w:t>
-      </w:r>
-      <w:proofErr w:type="spellStart"/>
-      <w:r>
-        <w:rPr>
-          <w:rFonts w:asciiTheme="minorHAnsi" w:hAnsiTheme="minorHAnsi"/>
-        </w:rPr>
-        <w:t>Σverjetnosti</w:t>
-      </w:r>
-      <w:proofErr w:type="spellEnd"/>
-      <w:r>
-        <w:rPr>
-          <w:rFonts w:asciiTheme="minorHAnsi" w:hAnsiTheme="minorHAnsi"/>
-        </w:rPr>
-        <w:t xml:space="preserve"> / n).</w:t>
+        <w:t>Povprečna verjetnost je bila izračunana kot vsota vseh verjetnosti pravilnih napovedi deljena s številom vzorcev (avg = Σverjetnosti / n).</w:t>
       </w:r>
       <w:r>
         <w:rPr>
@@ -2842,7 +2381,7 @@
           <w:noProof/>
         </w:rPr>
         <w:drawing>
-          <wp:anchor distT="0" distB="0" distL="114300" distR="114300" simplePos="0" relativeHeight="251671552" behindDoc="0" locked="0" layoutInCell="1" allowOverlap="1" wp14:anchorId="5528955A" wp14:editId="7AD2396A">
+          <wp:anchor distT="0" distB="0" distL="114300" distR="114300" simplePos="0" relativeHeight="251671552" behindDoc="0" locked="0" layoutInCell="1" allowOverlap="1" wp14:anchorId="5528955A" wp14:editId="03BC3800">
             <wp:simplePos x="0" y="0"/>
             <wp:positionH relativeFrom="page">
               <wp:posOffset>3981828</wp:posOffset>
@@ -2903,7 +2442,7 @@
           <w:noProof/>
         </w:rPr>
         <w:drawing>
-          <wp:anchor distT="0" distB="0" distL="114300" distR="114300" simplePos="0" relativeHeight="251674624" behindDoc="0" locked="0" layoutInCell="1" allowOverlap="1" wp14:anchorId="1AD26B8B" wp14:editId="29B61BBD">
+          <wp:anchor distT="0" distB="0" distL="114300" distR="114300" simplePos="0" relativeHeight="251674624" behindDoc="0" locked="0" layoutInCell="1" allowOverlap="1" wp14:anchorId="1AD26B8B" wp14:editId="0E162CAA">
             <wp:simplePos x="0" y="0"/>
             <wp:positionH relativeFrom="column">
               <wp:posOffset>3080584</wp:posOffset>
@@ -3101,7 +2640,7 @@
           <w:noProof/>
         </w:rPr>
         <w:drawing>
-          <wp:anchor distT="0" distB="0" distL="114300" distR="114300" simplePos="0" relativeHeight="251670528" behindDoc="0" locked="0" layoutInCell="1" allowOverlap="1" wp14:anchorId="34BD7D7D" wp14:editId="05BC73E0">
+          <wp:anchor distT="0" distB="0" distL="114300" distR="114300" simplePos="0" relativeHeight="251670528" behindDoc="0" locked="0" layoutInCell="1" allowOverlap="1" wp14:anchorId="34BD7D7D" wp14:editId="0D1F8AA2">
             <wp:simplePos x="0" y="0"/>
             <wp:positionH relativeFrom="column">
               <wp:posOffset>-695655</wp:posOffset>
@@ -3610,16 +3149,8 @@
         <w:rPr>
           <w:rFonts w:asciiTheme="minorHAnsi" w:hAnsiTheme="minorHAnsi"/>
         </w:rPr>
-        <w:t xml:space="preserve">ugotovitev ki kaže da bi bilo smiselno dodati </w:t>
-      </w:r>
-      <w:proofErr w:type="spellStart"/>
-      <w:r>
-        <w:rPr>
-          <w:rFonts w:asciiTheme="minorHAnsi" w:hAnsiTheme="minorHAnsi"/>
-        </w:rPr>
-        <w:t>threshold</w:t>
-      </w:r>
-      <w:proofErr w:type="spellEnd"/>
+        <w:t>ugotovitev ki kaže da bi bilo smiselno dodati threshold</w:t>
+      </w:r>
       <w:r>
         <w:rPr>
           <w:rFonts w:asciiTheme="minorHAnsi" w:hAnsiTheme="minorHAnsi"/>
@@ -3685,76 +3216,54 @@
           <w:szCs w:val="28"/>
         </w:rPr>
         <w:lastRenderedPageBreak/>
-        <w:t xml:space="preserve">Test 4: </w:t>
-      </w:r>
-      <w:proofErr w:type="spellStart"/>
-      <w:r>
+        <w:t>Test 4: Threshold verjetnosti</w:t>
+      </w:r>
+    </w:p>
+    <w:p>
+      <w:pPr>
+        <w:pStyle w:val="font-claude-response-body"/>
         <w:rPr>
           <w:rFonts w:asciiTheme="minorHAnsi" w:hAnsiTheme="minorHAnsi"/>
           <w:b/>
           <w:bCs/>
-          <w:sz w:val="28"/>
-          <w:szCs w:val="28"/>
-        </w:rPr>
-        <w:t>Threshold</w:t>
-      </w:r>
-      <w:proofErr w:type="spellEnd"/>
+        </w:rPr>
+      </w:pPr>
       <w:r>
         <w:rPr>
           <w:rFonts w:asciiTheme="minorHAnsi" w:hAnsiTheme="minorHAnsi"/>
           <w:b/>
           <w:bCs/>
-          <w:sz w:val="28"/>
-          <w:szCs w:val="28"/>
-        </w:rPr>
-        <w:t xml:space="preserve"> verjetnosti</w:t>
-      </w:r>
-    </w:p>
-    <w:p>
-      <w:pPr>
-        <w:pStyle w:val="font-claude-response-body"/>
+        </w:rPr>
+        <w:t>Namen</w:t>
+      </w:r>
+    </w:p>
+    <w:p>
+      <w:pPr>
+        <w:pStyle w:val="font-claude-response-body"/>
+        <w:rPr>
+          <w:rFonts w:asciiTheme="minorHAnsi" w:hAnsiTheme="minorHAnsi"/>
+        </w:rPr>
+      </w:pPr>
+      <w:r>
+        <w:rPr>
+          <w:rFonts w:asciiTheme="minorHAnsi" w:hAnsiTheme="minorHAnsi"/>
+        </w:rPr>
+        <w:t>Preveriti koliko napovedi pade pod prag verjetnosti 0.7, ki smo ga določili kot minimalno mejo za zanesljivo prepoznavo.</w:t>
+      </w:r>
+    </w:p>
+    <w:p>
+      <w:pPr>
+        <w:pStyle w:val="font-claude-response-body"/>
+        <w:rPr>
+          <w:rFonts w:asciiTheme="minorHAnsi" w:hAnsiTheme="minorHAnsi"/>
+        </w:rPr>
+      </w:pPr>
+      <w:r>
         <w:rPr>
           <w:rFonts w:asciiTheme="minorHAnsi" w:hAnsiTheme="minorHAnsi"/>
           <w:b/>
           <w:bCs/>
         </w:rPr>
-      </w:pPr>
-      <w:r>
-        <w:rPr>
-          <w:rFonts w:asciiTheme="minorHAnsi" w:hAnsiTheme="minorHAnsi"/>
-          <w:b/>
-          <w:bCs/>
-        </w:rPr>
-        <w:t>Namen</w:t>
-      </w:r>
-    </w:p>
-    <w:p>
-      <w:pPr>
-        <w:pStyle w:val="font-claude-response-body"/>
-        <w:rPr>
-          <w:rFonts w:asciiTheme="minorHAnsi" w:hAnsiTheme="minorHAnsi"/>
-        </w:rPr>
-      </w:pPr>
-      <w:r>
-        <w:rPr>
-          <w:rFonts w:asciiTheme="minorHAnsi" w:hAnsiTheme="minorHAnsi"/>
-        </w:rPr>
-        <w:t>Preveriti koliko napovedi pade pod prag verjetnosti 0.7, ki smo ga določili kot minimalno mejo za zanesljivo prepoznavo.</w:t>
-      </w:r>
-    </w:p>
-    <w:p>
-      <w:pPr>
-        <w:pStyle w:val="font-claude-response-body"/>
-        <w:rPr>
-          <w:rFonts w:asciiTheme="minorHAnsi" w:hAnsiTheme="minorHAnsi"/>
-        </w:rPr>
-      </w:pPr>
-      <w:r>
-        <w:rPr>
-          <w:rFonts w:asciiTheme="minorHAnsi" w:hAnsiTheme="minorHAnsi"/>
-          <w:b/>
-          <w:bCs/>
-        </w:rPr>
         <w:t>Kako deluje</w:t>
       </w:r>
       <w:r>
@@ -3775,21 +3284,7 @@
         <w:rPr>
           <w:rFonts w:asciiTheme="minorHAnsi" w:hAnsiTheme="minorHAnsi"/>
         </w:rPr>
-        <w:t xml:space="preserve">Test za vsako testno sliko pokliče </w:t>
-      </w:r>
-      <w:proofErr w:type="spellStart"/>
-      <w:r>
-        <w:rPr>
-          <w:rFonts w:asciiTheme="minorHAnsi" w:hAnsiTheme="minorHAnsi"/>
-        </w:rPr>
-        <w:t>predict_user</w:t>
-      </w:r>
-      <w:proofErr w:type="spellEnd"/>
-      <w:r>
-        <w:rPr>
-          <w:rFonts w:asciiTheme="minorHAnsi" w:hAnsiTheme="minorHAnsi"/>
-        </w:rPr>
-        <w:t>() in preveri ali je verjetnost nad ali pod pragom 0.7. Slike z nizko verjetnostjo so izpisane posebej.</w:t>
+        <w:t>Test za vsako testno sliko pokliče predict_user() in preveri ali je verjetnost nad ali pod pragom 0.7. Slike z nizko verjetnostjo so izpisane posebej.</w:t>
       </w:r>
     </w:p>
     <w:p>
@@ -3979,7 +3474,7 @@
           <w:noProof/>
         </w:rPr>
         <w:drawing>
-          <wp:anchor distT="0" distB="0" distL="114300" distR="114300" simplePos="0" relativeHeight="251675648" behindDoc="0" locked="0" layoutInCell="1" allowOverlap="1" wp14:anchorId="4E2863C3" wp14:editId="42A66D50">
+          <wp:anchor distT="0" distB="0" distL="114300" distR="114300" simplePos="0" relativeHeight="251675648" behindDoc="0" locked="0" layoutInCell="1" allowOverlap="1" wp14:anchorId="4E2863C3" wp14:editId="189E5495">
             <wp:simplePos x="0" y="0"/>
             <wp:positionH relativeFrom="column">
               <wp:posOffset>2542858</wp:posOffset>
@@ -4044,21 +3539,7 @@
         <w:rPr>
           <w:rFonts w:asciiTheme="minorHAnsi" w:hAnsiTheme="minorHAnsi"/>
         </w:rPr>
-        <w:t xml:space="preserve">ar kaže da gre za slike slabše kakovosti ali neugodnega kota. </w:t>
-      </w:r>
-      <w:proofErr w:type="spellStart"/>
-      <w:r>
-        <w:rPr>
-          <w:rFonts w:asciiTheme="minorHAnsi" w:hAnsiTheme="minorHAnsi"/>
-        </w:rPr>
-        <w:t>Threshold</w:t>
-      </w:r>
-      <w:proofErr w:type="spellEnd"/>
-      <w:r>
-        <w:rPr>
-          <w:rFonts w:asciiTheme="minorHAnsi" w:hAnsiTheme="minorHAnsi"/>
-        </w:rPr>
-        <w:t xml:space="preserve"> 0.7 se izkaže kot smiselna meja.</w:t>
+        <w:t>ar kaže da gre za slike slabše kakovosti ali neugodnega kota. Threshold 0.7 se izkaže kot smiselna meja.</w:t>
       </w:r>
     </w:p>
     <w:p>
@@ -4172,21 +3653,7 @@
         <w:rPr>
           <w:rFonts w:asciiTheme="minorHAnsi" w:hAnsiTheme="minorHAnsi"/>
         </w:rPr>
-        <w:t xml:space="preserve">kar kaže da gre za slike slabše kakovosti ali neugodnega kota. </w:t>
-      </w:r>
-      <w:proofErr w:type="spellStart"/>
-      <w:r>
-        <w:rPr>
-          <w:rFonts w:asciiTheme="minorHAnsi" w:hAnsiTheme="minorHAnsi"/>
-        </w:rPr>
-        <w:t>Threshold</w:t>
-      </w:r>
-      <w:proofErr w:type="spellEnd"/>
-      <w:r>
-        <w:rPr>
-          <w:rFonts w:asciiTheme="minorHAnsi" w:hAnsiTheme="minorHAnsi"/>
-        </w:rPr>
-        <w:t xml:space="preserve"> 0.7 se izkaže kot smiselna meja.</w:t>
+        <w:t>kar kaže da gre za slike slabše kakovosti ali neugodnega kota. Threshold 0.7 se izkaže kot smiselna meja.</w:t>
       </w:r>
     </w:p>
     <w:p>
@@ -4238,21 +3705,7 @@
         <w:rPr>
           <w:rFonts w:asciiTheme="minorHAnsi" w:hAnsiTheme="minorHAnsi"/>
         </w:rPr>
-        <w:t xml:space="preserve">Preveriti ali je model dovolj hiter za </w:t>
-      </w:r>
-      <w:proofErr w:type="spellStart"/>
-      <w:r>
-        <w:rPr>
-          <w:rFonts w:asciiTheme="minorHAnsi" w:hAnsiTheme="minorHAnsi"/>
-        </w:rPr>
-        <w:t>realnočasovno</w:t>
-      </w:r>
-      <w:proofErr w:type="spellEnd"/>
-      <w:r>
-        <w:rPr>
-          <w:rFonts w:asciiTheme="minorHAnsi" w:hAnsiTheme="minorHAnsi"/>
-        </w:rPr>
-        <w:t xml:space="preserve"> uporabo v aplikaciji.</w:t>
+        <w:t>Preveriti ali je model dovolj hiter za realnočasovno uporabo v aplikaciji.</w:t>
       </w:r>
     </w:p>
     <w:p>
@@ -4467,21 +3920,7 @@
         <w:rPr>
           <w:rFonts w:asciiTheme="minorHAnsi" w:hAnsiTheme="minorHAnsi"/>
         </w:rPr>
-        <w:t xml:space="preserve">Povprečni čas napovedi je 55.50ms kar je dovolj hitro za </w:t>
-      </w:r>
-      <w:proofErr w:type="spellStart"/>
-      <w:r>
-        <w:rPr>
-          <w:rFonts w:asciiTheme="minorHAnsi" w:hAnsiTheme="minorHAnsi"/>
-        </w:rPr>
-        <w:t>realnočasovno</w:t>
-      </w:r>
-      <w:proofErr w:type="spellEnd"/>
-      <w:r>
-        <w:rPr>
-          <w:rFonts w:asciiTheme="minorHAnsi" w:hAnsiTheme="minorHAnsi"/>
-        </w:rPr>
-        <w:t xml:space="preserve"> uporabo. Najpočasnejša napoved je bila 1013.76ms ta skok je verjetno posledica prvega klica ko model nalaga iz diska, vse nadaljnje napovedi so bile bistveno hitrejše.</w:t>
+        <w:t>Povprečni čas napovedi je 55.50ms kar je dovolj hitro za realnočasovno uporabo. Najpočasnejša napoved je bila 1013.76ms ta skok je verjetno posledica prvega klica ko model nalaga iz diska, vse nadaljnje napovedi so bile bistveno hitrejše.</w:t>
       </w:r>
     </w:p>
     <w:p>
@@ -4656,35 +4095,7 @@
         <w:rPr>
           <w:rFonts w:asciiTheme="minorHAnsi" w:hAnsiTheme="minorHAnsi"/>
         </w:rPr>
-        <w:t xml:space="preserve">Test preveri vse testne slike in poišče tiste kjer face </w:t>
-      </w:r>
-      <w:proofErr w:type="spellStart"/>
-      <w:r>
-        <w:rPr>
-          <w:rFonts w:asciiTheme="minorHAnsi" w:hAnsiTheme="minorHAnsi"/>
-        </w:rPr>
-        <w:t>detection</w:t>
-      </w:r>
-      <w:proofErr w:type="spellEnd"/>
-      <w:r>
-        <w:rPr>
-          <w:rFonts w:asciiTheme="minorHAnsi" w:hAnsiTheme="minorHAnsi"/>
-        </w:rPr>
-        <w:t xml:space="preserve"> zazna več kot en obraz. Za vsak zaznani obraz pokliče </w:t>
-      </w:r>
-      <w:proofErr w:type="spellStart"/>
-      <w:r>
-        <w:rPr>
-          <w:rFonts w:asciiTheme="minorHAnsi" w:hAnsiTheme="minorHAnsi"/>
-        </w:rPr>
-        <w:t>predict_user</w:t>
-      </w:r>
-      <w:proofErr w:type="spellEnd"/>
-      <w:r>
-        <w:rPr>
-          <w:rFonts w:asciiTheme="minorHAnsi" w:hAnsiTheme="minorHAnsi"/>
-        </w:rPr>
-        <w:t>() in izpiše napoved.</w:t>
+        <w:t>Test preveri vse testne slike in poišče tiste kjer face detection zazna več kot en obraz. Za vsak zaznani obraz pokliče predict_user() in izpiše napoved.</w:t>
       </w:r>
     </w:p>
     <w:p>
@@ -5254,9 +4665,8 @@
           <w:sz w:val="28"/>
           <w:szCs w:val="28"/>
         </w:rPr>
-        <w:t xml:space="preserve">1. </w:t>
-      </w:r>
-      <w:proofErr w:type="spellStart"/>
+        <w:t>1. Threshol</w:t>
+      </w:r>
       <w:r>
         <w:rPr>
           <w:rFonts w:asciiTheme="minorHAnsi" w:hAnsiTheme="minorHAnsi"/>
@@ -5265,19 +4675,8 @@
           <w:sz w:val="28"/>
           <w:szCs w:val="28"/>
         </w:rPr>
-        <w:t>Threshol</w:t>
-      </w:r>
-      <w:r>
-        <w:rPr>
-          <w:rFonts w:asciiTheme="minorHAnsi" w:hAnsiTheme="minorHAnsi"/>
-          <w:b/>
-          <w:bCs/>
-          <w:sz w:val="28"/>
-          <w:szCs w:val="28"/>
-        </w:rPr>
         <w:t>d</w:t>
       </w:r>
-      <w:proofErr w:type="spellEnd"/>
     </w:p>
     <w:p>
       <w:pPr>
@@ -5464,7 +4863,7 @@
           <w:noProof/>
         </w:rPr>
         <w:drawing>
-          <wp:anchor distT="0" distB="0" distL="114300" distR="114300" simplePos="0" relativeHeight="251681792" behindDoc="0" locked="0" layoutInCell="1" allowOverlap="1" wp14:anchorId="369639E3" wp14:editId="132D0F08">
+          <wp:anchor distT="0" distB="0" distL="114300" distR="114300" simplePos="0" relativeHeight="251681792" behindDoc="0" locked="0" layoutInCell="1" allowOverlap="1" wp14:anchorId="369639E3" wp14:editId="1A06F980">
             <wp:simplePos x="0" y="0"/>
             <wp:positionH relativeFrom="column">
               <wp:posOffset>3224213</wp:posOffset>
@@ -5517,21 +4916,7 @@
         <w:rPr>
           <w:rFonts w:asciiTheme="minorHAnsi" w:hAnsiTheme="minorHAnsi"/>
         </w:rPr>
-        <w:t xml:space="preserve">Zgornja slika prikazuje podatke prejšnjega testa pred izboljšavo </w:t>
-      </w:r>
-      <w:proofErr w:type="spellStart"/>
-      <w:r>
-        <w:rPr>
-          <w:rFonts w:asciiTheme="minorHAnsi" w:hAnsiTheme="minorHAnsi"/>
-        </w:rPr>
-        <w:t>tresholda</w:t>
-      </w:r>
-      <w:proofErr w:type="spellEnd"/>
-      <w:r>
-        <w:rPr>
-          <w:rFonts w:asciiTheme="minorHAnsi" w:hAnsiTheme="minorHAnsi"/>
-        </w:rPr>
-        <w:t>. In tukaj se opazi problem, da kar 5 slik, ki ima nizko zaupnost, jih model ni zavrnil ampak le izpisuje opozorilo.</w:t>
+        <w:t>Zgornja slika prikazuje podatke prejšnjega testa pred izboljšavo tresholda. In tukaj se opazi problem, da kar 5 slik, ki ima nizko zaupnost, jih model ni zavrnil ampak le izpisuje opozorilo.</w:t>
       </w:r>
       <w:r>
         <w:rPr>
@@ -5571,7 +4956,7 @@
           <w:noProof/>
         </w:rPr>
         <w:drawing>
-          <wp:anchor distT="0" distB="0" distL="114300" distR="114300" simplePos="0" relativeHeight="251680768" behindDoc="0" locked="0" layoutInCell="1" allowOverlap="1" wp14:anchorId="2B60AB07" wp14:editId="73335411">
+          <wp:anchor distT="0" distB="0" distL="114300" distR="114300" simplePos="0" relativeHeight="251680768" behindDoc="0" locked="0" layoutInCell="1" allowOverlap="1" wp14:anchorId="2B60AB07" wp14:editId="50F9CBA9">
             <wp:simplePos x="0" y="0"/>
             <wp:positionH relativeFrom="column">
               <wp:posOffset>318</wp:posOffset>
@@ -5632,21 +5017,7 @@
         <w:rPr>
           <w:rFonts w:asciiTheme="minorHAnsi" w:hAnsiTheme="minorHAnsi"/>
         </w:rPr>
-        <w:t xml:space="preserve">Po dodanem </w:t>
-      </w:r>
-      <w:proofErr w:type="spellStart"/>
-      <w:r>
-        <w:rPr>
-          <w:rFonts w:asciiTheme="minorHAnsi" w:hAnsiTheme="minorHAnsi"/>
-        </w:rPr>
-        <w:t>thresholdu</w:t>
-      </w:r>
-      <w:proofErr w:type="spellEnd"/>
-      <w:r>
-        <w:rPr>
-          <w:rFonts w:asciiTheme="minorHAnsi" w:hAnsiTheme="minorHAnsi"/>
-        </w:rPr>
-        <w:t xml:space="preserve"> se rezultati testa niso </w:t>
+        <w:t xml:space="preserve">Po dodanem thresholdu se rezultati testa niso </w:t>
       </w:r>
       <w:r>
         <w:rPr>
@@ -5701,21 +5072,7 @@
           <w:rFonts w:asciiTheme="minorHAnsi" w:hAnsiTheme="minorHAnsi"/>
         </w:rPr>
         <w:lastRenderedPageBreak/>
-        <w:t xml:space="preserve">temu da model ni bil prepričan. Zdaj pa model vrne None kar pomeni da se prijava zavrne. To je razvidno iz </w:t>
-      </w:r>
-      <w:proofErr w:type="spellStart"/>
-      <w:r>
-        <w:rPr>
-          <w:rFonts w:asciiTheme="minorHAnsi" w:hAnsiTheme="minorHAnsi"/>
-        </w:rPr>
-        <w:t>outputa</w:t>
-      </w:r>
-      <w:proofErr w:type="spellEnd"/>
-      <w:r>
-        <w:rPr>
-          <w:rFonts w:asciiTheme="minorHAnsi" w:hAnsiTheme="minorHAnsi"/>
-        </w:rPr>
-        <w:t xml:space="preserve"> kjer piše "Zavrnjena napoved </w:t>
+        <w:t xml:space="preserve">temu da model ni bil prepričan. Zdaj pa model vrne None kar pomeni da se prijava zavrne. To je razvidno iz outputa kjer piše "Zavrnjena napoved </w:t>
       </w:r>
       <w:r>
         <w:rPr>
@@ -5741,21 +5098,7 @@
         <w:rPr>
           <w:rFonts w:asciiTheme="minorHAnsi" w:hAnsiTheme="minorHAnsi"/>
         </w:rPr>
-        <w:t xml:space="preserve">Poleg tega je vidno da </w:t>
-      </w:r>
-      <w:proofErr w:type="spellStart"/>
-      <w:r>
-        <w:rPr>
-          <w:rFonts w:asciiTheme="minorHAnsi" w:hAnsiTheme="minorHAnsi"/>
-        </w:rPr>
-        <w:t>cache</w:t>
-      </w:r>
-      <w:proofErr w:type="spellEnd"/>
-      <w:r>
-        <w:rPr>
-          <w:rFonts w:asciiTheme="minorHAnsi" w:hAnsiTheme="minorHAnsi"/>
-        </w:rPr>
-        <w:t xml:space="preserve"> deluje</w:t>
+        <w:t>Poleg tega je vidno da cache deluje</w:t>
       </w:r>
       <w:r>
         <w:rPr>
@@ -5789,89 +5132,35 @@
           <w:sz w:val="28"/>
           <w:szCs w:val="28"/>
         </w:rPr>
-        <w:t xml:space="preserve">2. Analiza različnih vrednosti </w:t>
-      </w:r>
-      <w:proofErr w:type="spellStart"/>
-      <w:r>
-        <w:rPr>
-          <w:rFonts w:asciiTheme="minorHAnsi" w:hAnsiTheme="minorHAnsi"/>
-          <w:b/>
-          <w:bCs/>
-          <w:sz w:val="28"/>
-          <w:szCs w:val="28"/>
-        </w:rPr>
-        <w:t>thresholda</w:t>
-      </w:r>
-      <w:proofErr w:type="spellEnd"/>
-    </w:p>
-    <w:p>
-      <w:pPr>
-        <w:pStyle w:val="font-claude-response-body"/>
-        <w:rPr>
-          <w:rFonts w:asciiTheme="minorHAnsi" w:hAnsiTheme="minorHAnsi"/>
-        </w:rPr>
-      </w:pPr>
-      <w:r>
-        <w:rPr>
-          <w:rFonts w:asciiTheme="minorHAnsi" w:hAnsiTheme="minorHAnsi"/>
-        </w:rPr>
-        <w:t xml:space="preserve">V prejšnji izboljšavi sem uvedla </w:t>
-      </w:r>
-      <w:proofErr w:type="spellStart"/>
-      <w:r>
-        <w:rPr>
-          <w:rFonts w:asciiTheme="minorHAnsi" w:hAnsiTheme="minorHAnsi"/>
-        </w:rPr>
-        <w:t>threshold</w:t>
-      </w:r>
-      <w:proofErr w:type="spellEnd"/>
-      <w:r>
-        <w:rPr>
-          <w:rFonts w:asciiTheme="minorHAnsi" w:hAnsiTheme="minorHAnsi"/>
-        </w:rPr>
-        <w:t xml:space="preserve"> 0,7, saj sem med testiranjem opazila, da model pri nekaterih slikah sicer pravilno prepozna uporabnika, vendar je stopnja zaupanja zelo nizka. V takšnih primerih napoved ni dovolj zanesljiva za uporabo v prijavnem sistemu, zato sem želela preveriti, kako izbira </w:t>
-      </w:r>
-      <w:proofErr w:type="spellStart"/>
-      <w:r>
-        <w:rPr>
-          <w:rFonts w:asciiTheme="minorHAnsi" w:hAnsiTheme="minorHAnsi"/>
-        </w:rPr>
-        <w:t>thresholda</w:t>
-      </w:r>
-      <w:proofErr w:type="spellEnd"/>
-      <w:r>
-        <w:rPr>
-          <w:rFonts w:asciiTheme="minorHAnsi" w:hAnsiTheme="minorHAnsi"/>
-        </w:rPr>
-        <w:t xml:space="preserve"> vpliva na delovanje modela.</w:t>
-      </w:r>
-    </w:p>
-    <w:p>
-      <w:pPr>
-        <w:pStyle w:val="font-claude-response-body"/>
-        <w:rPr>
-          <w:rFonts w:asciiTheme="minorHAnsi" w:hAnsiTheme="minorHAnsi"/>
-        </w:rPr>
-      </w:pPr>
-      <w:r>
-        <w:rPr>
-          <w:rFonts w:asciiTheme="minorHAnsi" w:hAnsiTheme="minorHAnsi"/>
-        </w:rPr>
-        <w:t xml:space="preserve">Namen testa je bil ugotoviti, koliko prijav bi bilo sprejetih oziroma zavrnjenih pri različnih vrednostih </w:t>
-      </w:r>
-      <w:proofErr w:type="spellStart"/>
-      <w:r>
-        <w:rPr>
-          <w:rFonts w:asciiTheme="minorHAnsi" w:hAnsiTheme="minorHAnsi"/>
-        </w:rPr>
-        <w:t>thresholda</w:t>
-      </w:r>
-      <w:proofErr w:type="spellEnd"/>
-      <w:r>
-        <w:rPr>
-          <w:rFonts w:asciiTheme="minorHAnsi" w:hAnsiTheme="minorHAnsi"/>
-        </w:rPr>
-        <w:t xml:space="preserve"> ter katera vrednost predstavlja najboljše ravnovesje med varnostjo in uporabnostjo sistema.</w:t>
+        <w:t>2. Analiza različnih vrednosti thresholda</w:t>
+      </w:r>
+    </w:p>
+    <w:p>
+      <w:pPr>
+        <w:pStyle w:val="font-claude-response-body"/>
+        <w:rPr>
+          <w:rFonts w:asciiTheme="minorHAnsi" w:hAnsiTheme="minorHAnsi"/>
+        </w:rPr>
+      </w:pPr>
+      <w:r>
+        <w:rPr>
+          <w:rFonts w:asciiTheme="minorHAnsi" w:hAnsiTheme="minorHAnsi"/>
+        </w:rPr>
+        <w:t>V prejšnji izboljšavi sem uvedla threshold 0,7, saj sem med testiranjem opazila, da model pri nekaterih slikah sicer pravilno prepozna uporabnika, vendar je stopnja zaupanja zelo nizka. V takšnih primerih napoved ni dovolj zanesljiva za uporabo v prijavnem sistemu, zato sem želela preveriti, kako izbira thresholda vpliva na delovanje modela.</w:t>
+      </w:r>
+    </w:p>
+    <w:p>
+      <w:pPr>
+        <w:pStyle w:val="font-claude-response-body"/>
+        <w:rPr>
+          <w:rFonts w:asciiTheme="minorHAnsi" w:hAnsiTheme="minorHAnsi"/>
+        </w:rPr>
+      </w:pPr>
+      <w:r>
+        <w:rPr>
+          <w:rFonts w:asciiTheme="minorHAnsi" w:hAnsiTheme="minorHAnsi"/>
+        </w:rPr>
+        <w:t>Namen testa je bil ugotoviti, koliko prijav bi bilo sprejetih oziroma zavrnjenih pri različnih vrednostih thresholda ter katera vrednost predstavlja najboljše ravnovesje med varnostjo in uporabnostjo sistema.</w:t>
       </w:r>
     </w:p>
     <w:p>
@@ -5948,154 +5237,56 @@
         <w:rPr>
           <w:rFonts w:asciiTheme="minorHAnsi" w:hAnsiTheme="minorHAnsi"/>
         </w:rPr>
-        <w:t xml:space="preserve">Pri </w:t>
-      </w:r>
-      <w:proofErr w:type="spellStart"/>
-      <w:r>
-        <w:rPr>
-          <w:rFonts w:asciiTheme="minorHAnsi" w:hAnsiTheme="minorHAnsi"/>
-        </w:rPr>
-        <w:t>thresholdu</w:t>
-      </w:r>
-      <w:proofErr w:type="spellEnd"/>
-      <w:r>
-        <w:rPr>
-          <w:rFonts w:asciiTheme="minorHAnsi" w:hAnsiTheme="minorHAnsi"/>
-        </w:rPr>
-        <w:t xml:space="preserve"> 0,5 je sistem sprejel 26 od 28 slik in zavrnil le 2. Takšna nastavitev omogoča več uspešnih prijav, vendar hkrati poveča možnost, da sistem sprejme tudi manj zanesljive napovedi.</w:t>
-      </w:r>
-    </w:p>
-    <w:p>
-      <w:pPr>
-        <w:pStyle w:val="font-claude-response-body"/>
-        <w:rPr>
-          <w:rFonts w:asciiTheme="minorHAnsi" w:hAnsiTheme="minorHAnsi"/>
-        </w:rPr>
-      </w:pPr>
-      <w:r>
-        <w:rPr>
-          <w:rFonts w:asciiTheme="minorHAnsi" w:hAnsiTheme="minorHAnsi"/>
-        </w:rPr>
-        <w:t xml:space="preserve">Z višanjem </w:t>
-      </w:r>
-      <w:proofErr w:type="spellStart"/>
-      <w:r>
-        <w:rPr>
-          <w:rFonts w:asciiTheme="minorHAnsi" w:hAnsiTheme="minorHAnsi"/>
-        </w:rPr>
-        <w:t>thresholda</w:t>
-      </w:r>
-      <w:proofErr w:type="spellEnd"/>
-      <w:r>
-        <w:rPr>
-          <w:rFonts w:asciiTheme="minorHAnsi" w:hAnsiTheme="minorHAnsi"/>
-        </w:rPr>
-        <w:t xml:space="preserve"> se število zavrnjenih prijav povečuje. Pri vrednosti 0,8 je bilo zavrnjenih že 9 od 28 slik, pri vrednosti 0,9 pa kar 12 od 28 slik. Sistem postane tako bistveno strožji, saj za uspešno prijavo zahteva zelo visoko stopnjo zaupanja.</w:t>
-      </w:r>
-    </w:p>
-    <w:p>
-      <w:pPr>
-        <w:pStyle w:val="font-claude-response-body"/>
-        <w:rPr>
-          <w:rFonts w:asciiTheme="minorHAnsi" w:hAnsiTheme="minorHAnsi"/>
-        </w:rPr>
-      </w:pPr>
-      <w:r>
-        <w:rPr>
-          <w:rFonts w:asciiTheme="minorHAnsi" w:hAnsiTheme="minorHAnsi"/>
-        </w:rPr>
-        <w:t xml:space="preserve">Rezultati kažejo, da izbira </w:t>
-      </w:r>
-      <w:proofErr w:type="spellStart"/>
-      <w:r>
-        <w:rPr>
-          <w:rFonts w:asciiTheme="minorHAnsi" w:hAnsiTheme="minorHAnsi"/>
-        </w:rPr>
-        <w:t>thresholda</w:t>
-      </w:r>
-      <w:proofErr w:type="spellEnd"/>
-      <w:r>
-        <w:rPr>
-          <w:rFonts w:asciiTheme="minorHAnsi" w:hAnsiTheme="minorHAnsi"/>
-        </w:rPr>
-        <w:t xml:space="preserve"> pomembno vpliva na delovanje sistema. Nižji </w:t>
-      </w:r>
-      <w:proofErr w:type="spellStart"/>
-      <w:r>
-        <w:rPr>
-          <w:rFonts w:asciiTheme="minorHAnsi" w:hAnsiTheme="minorHAnsi"/>
-        </w:rPr>
-        <w:t>threshold</w:t>
-      </w:r>
-      <w:proofErr w:type="spellEnd"/>
-      <w:r>
-        <w:rPr>
-          <w:rFonts w:asciiTheme="minorHAnsi" w:hAnsiTheme="minorHAnsi"/>
-        </w:rPr>
-        <w:t xml:space="preserve"> omogoča več uspešnih prijav, višji </w:t>
-      </w:r>
-      <w:proofErr w:type="spellStart"/>
-      <w:r>
-        <w:rPr>
-          <w:rFonts w:asciiTheme="minorHAnsi" w:hAnsiTheme="minorHAnsi"/>
-        </w:rPr>
-        <w:t>threshold</w:t>
-      </w:r>
-      <w:proofErr w:type="spellEnd"/>
-      <w:r>
-        <w:rPr>
-          <w:rFonts w:asciiTheme="minorHAnsi" w:hAnsiTheme="minorHAnsi"/>
-        </w:rPr>
-        <w:t xml:space="preserve"> pa poveča varnost, saj zavrne več napovedi z nižjo stopnjo zaupanja.</w:t>
-      </w:r>
-    </w:p>
-    <w:p>
-      <w:pPr>
-        <w:pStyle w:val="font-claude-response-body"/>
-        <w:rPr>
-          <w:rFonts w:asciiTheme="minorHAnsi" w:hAnsiTheme="minorHAnsi"/>
-        </w:rPr>
-      </w:pPr>
-      <w:r>
-        <w:rPr>
-          <w:rFonts w:asciiTheme="minorHAnsi" w:hAnsiTheme="minorHAnsi"/>
-        </w:rPr>
-        <w:t xml:space="preserve">Na podlagi rezultatov sem ocenila, da </w:t>
-      </w:r>
-      <w:proofErr w:type="spellStart"/>
-      <w:r>
-        <w:rPr>
-          <w:rFonts w:asciiTheme="minorHAnsi" w:hAnsiTheme="minorHAnsi"/>
-        </w:rPr>
-        <w:t>threshold</w:t>
-      </w:r>
-      <w:proofErr w:type="spellEnd"/>
-      <w:r>
-        <w:rPr>
-          <w:rFonts w:asciiTheme="minorHAnsi" w:hAnsiTheme="minorHAnsi"/>
-        </w:rPr>
-        <w:t xml:space="preserve"> 0,7 predstavlja najboljše ravnovesje med varnostjo in uporabnostjo. Pri tej vrednosti je bilo sprejetih 21 od 28 slik, hkrati pa </w:t>
+        <w:t>Pri thresholdu 0,5 je sistem sprejel 26 od 28 slik in zavrnil le 2. Takšna nastavitev omogoča več uspešnih prijav, vendar hkrati poveča možnost, da sistem sprejme tudi manj zanesljive napovedi.</w:t>
+      </w:r>
+    </w:p>
+    <w:p>
+      <w:pPr>
+        <w:pStyle w:val="font-claude-response-body"/>
+        <w:rPr>
+          <w:rFonts w:asciiTheme="minorHAnsi" w:hAnsiTheme="minorHAnsi"/>
+        </w:rPr>
+      </w:pPr>
+      <w:r>
+        <w:rPr>
+          <w:rFonts w:asciiTheme="minorHAnsi" w:hAnsiTheme="minorHAnsi"/>
+        </w:rPr>
+        <w:t>Z višanjem thresholda se število zavrnjenih prijav povečuje. Pri vrednosti 0,8 je bilo zavrnjenih že 9 od 28 slik, pri vrednosti 0,9 pa kar 12 od 28 slik. Sistem postane tako bistveno strožji, saj za uspešno prijavo zahteva zelo visoko stopnjo zaupanja.</w:t>
+      </w:r>
+    </w:p>
+    <w:p>
+      <w:pPr>
+        <w:pStyle w:val="font-claude-response-body"/>
+        <w:rPr>
+          <w:rFonts w:asciiTheme="minorHAnsi" w:hAnsiTheme="minorHAnsi"/>
+        </w:rPr>
+      </w:pPr>
+      <w:r>
+        <w:rPr>
+          <w:rFonts w:asciiTheme="minorHAnsi" w:hAnsiTheme="minorHAnsi"/>
+        </w:rPr>
+        <w:t>Rezultati kažejo, da izbira thresholda pomembno vpliva na delovanje sistema. Nižji threshold omogoča več uspešnih prijav, višji threshold pa poveča varnost, saj zavrne več napovedi z nižjo stopnjo zaupanja.</w:t>
+      </w:r>
+    </w:p>
+    <w:p>
+      <w:pPr>
+        <w:pStyle w:val="font-claude-response-body"/>
+        <w:rPr>
+          <w:rFonts w:asciiTheme="minorHAnsi" w:hAnsiTheme="minorHAnsi"/>
+        </w:rPr>
+      </w:pPr>
+      <w:r>
+        <w:rPr>
+          <w:rFonts w:asciiTheme="minorHAnsi" w:hAnsiTheme="minorHAnsi"/>
+        </w:rPr>
+        <w:t xml:space="preserve">Na podlagi rezultatov sem ocenila, da threshold 0,7 predstavlja najboljše ravnovesje med varnostjo in uporabnostjo. Pri tej vrednosti je bilo sprejetih 21 od 28 slik, hkrati pa </w:t>
       </w:r>
       <w:r>
         <w:rPr>
           <w:rFonts w:asciiTheme="minorHAnsi" w:hAnsiTheme="minorHAnsi"/>
         </w:rPr>
         <w:lastRenderedPageBreak/>
-        <w:t xml:space="preserve">so bile zavrnjene napovedi z najnižjo stopnjo zaupanja. Zato sem </w:t>
-      </w:r>
-      <w:proofErr w:type="spellStart"/>
-      <w:r>
-        <w:rPr>
-          <w:rFonts w:asciiTheme="minorHAnsi" w:hAnsiTheme="minorHAnsi"/>
-        </w:rPr>
-        <w:t>threshold</w:t>
-      </w:r>
-      <w:proofErr w:type="spellEnd"/>
-      <w:r>
-        <w:rPr>
-          <w:rFonts w:asciiTheme="minorHAnsi" w:hAnsiTheme="minorHAnsi"/>
-        </w:rPr>
-        <w:t xml:space="preserve"> 0,7 obdržala tudi v končni različici aplikacije.</w:t>
+        <w:t>so bile zavrnjene napovedi z najnižjo stopnjo zaupanja. Zato sem threshold 0,7 obdržala tudi v končni različici aplikacije.</w:t>
       </w:r>
     </w:p>
     <w:p>
@@ -6129,49 +5320,21 @@
         <w:rPr>
           <w:rFonts w:asciiTheme="minorHAnsi" w:hAnsiTheme="minorHAnsi"/>
         </w:rPr>
-        <w:t xml:space="preserve">Po uvedbi </w:t>
-      </w:r>
-      <w:proofErr w:type="spellStart"/>
-      <w:r>
-        <w:rPr>
-          <w:rFonts w:asciiTheme="minorHAnsi" w:hAnsiTheme="minorHAnsi"/>
-        </w:rPr>
-        <w:t>thresholda</w:t>
-      </w:r>
-      <w:proofErr w:type="spellEnd"/>
-      <w:r>
-        <w:rPr>
-          <w:rFonts w:asciiTheme="minorHAnsi" w:hAnsiTheme="minorHAnsi"/>
-        </w:rPr>
-        <w:t xml:space="preserve"> 0,7 sem želela podrobneje analizirati slike, pri katerih je model dosegel najnižjo stopnjo zaupanja. Namen analize je bil ugotoviti, katere značilnosti slik vplivajo na zmanjšanje zanesljivosti napovedi in povzročajo zavrnitev prijave.</w:t>
-      </w:r>
-    </w:p>
-    <w:p>
-      <w:pPr>
-        <w:pStyle w:val="font-claude-response-body"/>
-        <w:rPr>
-          <w:rFonts w:asciiTheme="minorHAnsi" w:hAnsiTheme="minorHAnsi"/>
-        </w:rPr>
-      </w:pPr>
-      <w:r>
-        <w:rPr>
-          <w:rFonts w:asciiTheme="minorHAnsi" w:hAnsiTheme="minorHAnsi"/>
-        </w:rPr>
-        <w:t xml:space="preserve">Na spodnji sliki so prikazani primeri slik, pri katerih je bila izračunana verjetnost nižja od izbranega </w:t>
-      </w:r>
-      <w:proofErr w:type="spellStart"/>
-      <w:r>
-        <w:rPr>
-          <w:rFonts w:asciiTheme="minorHAnsi" w:hAnsiTheme="minorHAnsi"/>
-        </w:rPr>
-        <w:t>thresholda</w:t>
-      </w:r>
-      <w:proofErr w:type="spellEnd"/>
-      <w:r>
-        <w:rPr>
-          <w:rFonts w:asciiTheme="minorHAnsi" w:hAnsiTheme="minorHAnsi"/>
-        </w:rPr>
-        <w:t xml:space="preserve"> 0,7. V takšnih primerih sistem napoved samodejno zavrne in uporabniku ne dovoli prijave.</w:t>
+        <w:t>Po uvedbi thresholda 0,7 sem želela podrobneje analizirati slike, pri katerih je model dosegel najnižjo stopnjo zaupanja. Namen analize je bil ugotoviti, katere značilnosti slik vplivajo na zmanjšanje zanesljivosti napovedi in povzročajo zavrnitev prijave.</w:t>
+      </w:r>
+    </w:p>
+    <w:p>
+      <w:pPr>
+        <w:pStyle w:val="font-claude-response-body"/>
+        <w:rPr>
+          <w:rFonts w:asciiTheme="minorHAnsi" w:hAnsiTheme="minorHAnsi"/>
+        </w:rPr>
+      </w:pPr>
+      <w:r>
+        <w:rPr>
+          <w:rFonts w:asciiTheme="minorHAnsi" w:hAnsiTheme="minorHAnsi"/>
+        </w:rPr>
+        <w:t>Na spodnji sliki so prikazani primeri slik, pri katerih je bila izračunana verjetnost nižja od izbranega thresholda 0,7. V takšnih primerih sistem napoved samodejno zavrne in uporabniku ne dovoli prijave.</w:t>
       </w:r>
     </w:p>
     <w:p>
@@ -6430,21 +5593,7 @@
         <w:rPr>
           <w:rFonts w:asciiTheme="minorHAnsi" w:hAnsiTheme="minorHAnsi"/>
         </w:rPr>
-        <w:t xml:space="preserve">Rezultati so pokazali, da je bilo pod </w:t>
-      </w:r>
-      <w:proofErr w:type="spellStart"/>
-      <w:r>
-        <w:rPr>
-          <w:rFonts w:asciiTheme="minorHAnsi" w:hAnsiTheme="minorHAnsi"/>
-        </w:rPr>
-        <w:t>thresholdom</w:t>
-      </w:r>
-      <w:proofErr w:type="spellEnd"/>
-      <w:r>
-        <w:rPr>
-          <w:rFonts w:asciiTheme="minorHAnsi" w:hAnsiTheme="minorHAnsi"/>
-        </w:rPr>
-        <w:t xml:space="preserve"> skupno 5 slik. Pri uporabnici Anji je bila zaznana ena slika z verjetnostjo 0.60, pri uporabnici Maji ena slika z verjetnostjo 0.55, pri uporabniku Žigi pa tri slike z verjetnostmi 0.59, 0.57 in 0.44.</w:t>
+        <w:t>Rezultati so pokazali, da je bilo pod thresholdom skupno 5 slik. Pri uporabnici Anji je bila zaznana ena slika z verjetnostjo 0.60, pri uporabnici Maji ena slika z verjetnostjo 0.55, pri uporabniku Žigi pa tri slike z verjetnostmi 0.59, 0.57 in 0.44.</w:t>
       </w:r>
     </w:p>
     <w:p>
@@ -6849,16 +5998,8 @@
         <w:rPr>
           <w:rFonts w:asciiTheme="minorHAnsi" w:hAnsiTheme="minorHAnsi"/>
         </w:rPr>
-        <w:t xml:space="preserve"> ali </w:t>
-      </w:r>
-      <w:proofErr w:type="spellStart"/>
-      <w:r>
-        <w:rPr>
-          <w:rFonts w:asciiTheme="minorHAnsi" w:hAnsiTheme="minorHAnsi"/>
-        </w:rPr>
-        <w:t>Žigata</w:t>
-      </w:r>
-      <w:proofErr w:type="spellEnd"/>
+        <w:t xml:space="preserve"> ali Žigata</w:t>
+      </w:r>
       <w:r>
         <w:rPr>
           <w:rFonts w:asciiTheme="minorHAnsi" w:hAnsiTheme="minorHAnsi"/>
@@ -6909,21 +6050,7 @@
         <w:rPr>
           <w:rFonts w:asciiTheme="minorHAnsi" w:hAnsiTheme="minorHAnsi"/>
         </w:rPr>
-        <w:t xml:space="preserve"> ali pa kot </w:t>
-      </w:r>
-      <w:proofErr w:type="spellStart"/>
-      <w:r>
-        <w:rPr>
-          <w:rFonts w:asciiTheme="minorHAnsi" w:hAnsiTheme="minorHAnsi"/>
-        </w:rPr>
-        <w:t>Žigata</w:t>
-      </w:r>
-      <w:proofErr w:type="spellEnd"/>
-      <w:r>
-        <w:rPr>
-          <w:rFonts w:asciiTheme="minorHAnsi" w:hAnsiTheme="minorHAnsi"/>
-        </w:rPr>
-        <w:t>.</w:t>
+        <w:t xml:space="preserve"> ali pa kot Žigata.</w:t>
       </w:r>
     </w:p>
     <w:p>
@@ -7099,77 +6226,7 @@
         <w:rPr>
           <w:rFonts w:asciiTheme="minorHAnsi" w:hAnsiTheme="minorHAnsi"/>
         </w:rPr>
-        <w:t xml:space="preserve">Po dodatnem zbiranju podatkov je bilo za učenje uporabljenih 1384 vzorcev obrazov. Novi model je dosegel 97,83 % točnost na testni množici. Najboljši </w:t>
-      </w:r>
-      <w:proofErr w:type="spellStart"/>
-      <w:r>
-        <w:rPr>
-          <w:rFonts w:asciiTheme="minorHAnsi" w:hAnsiTheme="minorHAnsi"/>
-        </w:rPr>
-        <w:t>hiperparametri</w:t>
-      </w:r>
-      <w:proofErr w:type="spellEnd"/>
-      <w:r>
-        <w:rPr>
-          <w:rFonts w:asciiTheme="minorHAnsi" w:hAnsiTheme="minorHAnsi"/>
-        </w:rPr>
-        <w:t xml:space="preserve"> so bili C = 10, </w:t>
-      </w:r>
-      <w:proofErr w:type="spellStart"/>
-      <w:r>
-        <w:rPr>
-          <w:rFonts w:asciiTheme="minorHAnsi" w:hAnsiTheme="minorHAnsi"/>
-        </w:rPr>
-        <w:t>gamma</w:t>
-      </w:r>
-      <w:proofErr w:type="spellEnd"/>
-      <w:r>
-        <w:rPr>
-          <w:rFonts w:asciiTheme="minorHAnsi" w:hAnsiTheme="minorHAnsi"/>
-        </w:rPr>
-        <w:t xml:space="preserve"> = scale in </w:t>
-      </w:r>
-      <w:proofErr w:type="spellStart"/>
-      <w:r>
-        <w:rPr>
-          <w:rFonts w:asciiTheme="minorHAnsi" w:hAnsiTheme="minorHAnsi"/>
-        </w:rPr>
-        <w:t>kernel</w:t>
-      </w:r>
-      <w:proofErr w:type="spellEnd"/>
-      <w:r>
-        <w:rPr>
-          <w:rFonts w:asciiTheme="minorHAnsi" w:hAnsiTheme="minorHAnsi"/>
-        </w:rPr>
-        <w:t xml:space="preserve"> = </w:t>
-      </w:r>
-      <w:proofErr w:type="spellStart"/>
-      <w:r>
-        <w:rPr>
-          <w:rFonts w:asciiTheme="minorHAnsi" w:hAnsiTheme="minorHAnsi"/>
-        </w:rPr>
-        <w:t>rbf</w:t>
-      </w:r>
-      <w:proofErr w:type="spellEnd"/>
-      <w:r>
-        <w:rPr>
-          <w:rFonts w:asciiTheme="minorHAnsi" w:hAnsiTheme="minorHAnsi"/>
-        </w:rPr>
-        <w:t xml:space="preserve">. </w:t>
-      </w:r>
-      <w:proofErr w:type="spellStart"/>
-      <w:r>
-        <w:rPr>
-          <w:rFonts w:asciiTheme="minorHAnsi" w:hAnsiTheme="minorHAnsi"/>
-        </w:rPr>
-        <w:t>Cross-validation</w:t>
-      </w:r>
-      <w:proofErr w:type="spellEnd"/>
-      <w:r>
-        <w:rPr>
-          <w:rFonts w:asciiTheme="minorHAnsi" w:hAnsiTheme="minorHAnsi"/>
-        </w:rPr>
-        <w:t xml:space="preserve"> točnost je znašala 97,47 %.</w:t>
+        <w:t>Po dodatnem zbiranju podatkov je bilo za učenje uporabljenih 1384 vzorcev obrazov. Novi model je dosegel 97,83 % točnost na testni množici. Najboljši hiperparametri so bili C = 10, gamma = scale in kernel = rbf. Cross-validation točnost je znašala 97,47 %.</w:t>
       </w:r>
     </w:p>
     <w:p>
@@ -7223,91 +6280,1517 @@
         <w:pStyle w:val="font-claude-response-body"/>
         <w:rPr>
           <w:rFonts w:asciiTheme="minorHAnsi" w:hAnsiTheme="minorHAnsi"/>
-        </w:rPr>
-      </w:pPr>
-    </w:p>
-    <w:p>
-      <w:pPr>
-        <w:pStyle w:val="font-claude-response-body"/>
-        <w:rPr>
-          <w:rFonts w:asciiTheme="minorHAnsi" w:hAnsiTheme="minorHAnsi"/>
-        </w:rPr>
-      </w:pPr>
-    </w:p>
-    <w:p>
-      <w:pPr>
-        <w:pStyle w:val="font-claude-response-body"/>
-        <w:rPr>
-          <w:rFonts w:asciiTheme="minorHAnsi" w:hAnsiTheme="minorHAnsi"/>
-        </w:rPr>
-      </w:pPr>
-    </w:p>
-    <w:p>
-      <w:pPr>
-        <w:pStyle w:val="font-claude-response-body"/>
-        <w:rPr>
-          <w:rFonts w:asciiTheme="minorHAnsi" w:hAnsiTheme="minorHAnsi"/>
-        </w:rPr>
-      </w:pPr>
-    </w:p>
-    <w:p>
-      <w:pPr>
-        <w:pStyle w:val="font-claude-response-body"/>
-        <w:rPr>
-          <w:rFonts w:asciiTheme="minorHAnsi" w:hAnsiTheme="minorHAnsi"/>
-        </w:rPr>
-      </w:pPr>
-    </w:p>
-    <w:p>
-      <w:pPr>
-        <w:pStyle w:val="font-claude-response-body"/>
-        <w:rPr>
-          <w:rFonts w:asciiTheme="minorHAnsi" w:hAnsiTheme="minorHAnsi"/>
-        </w:rPr>
-      </w:pPr>
-    </w:p>
-    <w:p>
-      <w:pPr>
-        <w:pStyle w:val="font-claude-response-body"/>
-        <w:rPr>
-          <w:rFonts w:asciiTheme="minorHAnsi" w:hAnsiTheme="minorHAnsi"/>
-        </w:rPr>
-      </w:pPr>
-    </w:p>
-    <w:p>
-      <w:pPr>
-        <w:pStyle w:val="font-claude-response-body"/>
-        <w:rPr>
-          <w:rFonts w:asciiTheme="minorHAnsi" w:hAnsiTheme="minorHAnsi"/>
-        </w:rPr>
-      </w:pPr>
-    </w:p>
-    <w:p>
-      <w:pPr>
-        <w:pStyle w:val="font-claude-response-body"/>
-        <w:rPr>
-          <w:rFonts w:asciiTheme="minorHAnsi" w:hAnsiTheme="minorHAnsi"/>
-        </w:rPr>
-      </w:pPr>
-    </w:p>
-    <w:p>
-      <w:pPr>
-        <w:pStyle w:val="font-claude-response-body"/>
-        <w:rPr>
-          <w:rFonts w:asciiTheme="minorHAnsi" w:hAnsiTheme="minorHAnsi"/>
-        </w:rPr>
-      </w:pPr>
-    </w:p>
-    <w:p>
-      <w:pPr>
-        <w:pStyle w:val="font-claude-response-body"/>
-        <w:rPr>
-          <w:rFonts w:asciiTheme="minorHAnsi" w:hAnsiTheme="minorHAnsi"/>
-        </w:rPr>
-      </w:pPr>
-    </w:p>
-    <w:p/>
-    <w:p/>
+          <w:b/>
+          <w:bCs/>
+        </w:rPr>
+      </w:pPr>
+      <w:r>
+        <w:rPr>
+          <w:rFonts w:asciiTheme="minorHAnsi" w:hAnsiTheme="minorHAnsi"/>
+          <w:b/>
+          <w:bCs/>
+        </w:rPr>
+        <w:lastRenderedPageBreak/>
+        <w:t xml:space="preserve">5. </w:t>
+      </w:r>
+      <w:r>
+        <w:rPr>
+          <w:rFonts w:asciiTheme="minorHAnsi" w:hAnsiTheme="minorHAnsi"/>
+          <w:b/>
+          <w:bCs/>
+        </w:rPr>
+        <w:t>API, integracija sistema in priprava okolja za zagon</w:t>
+      </w:r>
+    </w:p>
+    <w:p>
+      <w:pPr>
+        <w:pStyle w:val="font-claude-response-body"/>
+        <w:rPr>
+          <w:rFonts w:asciiTheme="minorHAnsi" w:hAnsiTheme="minorHAnsi"/>
+        </w:rPr>
+      </w:pPr>
+      <w:r>
+        <w:rPr>
+          <w:rFonts w:asciiTheme="minorHAnsi" w:hAnsiTheme="minorHAnsi"/>
+        </w:rPr>
+        <w:t>Za povezavo modela za prepoznavo obrazov s spletno aplikacijo sem pripravil API-storitev v ogrodju FastAPI. API omogoča, da drugi deli sistema pošljejo sliko obraza in prejmejo rezultat prepoznave v obliki JSON. S tem model ni omejen samo na lokalno izvajanje prek kamere, ampak ga lahko uporabljajo spletna aplikacija, backend in mobilna aplikacija.</w:t>
+      </w:r>
+    </w:p>
+    <w:p>
+      <w:pPr>
+        <w:pStyle w:val="font-claude-response-body"/>
+        <w:rPr>
+          <w:rFonts w:asciiTheme="minorHAnsi" w:hAnsiTheme="minorHAnsi"/>
+        </w:rPr>
+      </w:pPr>
+      <w:r>
+        <w:rPr>
+          <w:rFonts w:asciiTheme="minorHAnsi" w:hAnsiTheme="minorHAnsi"/>
+        </w:rPr>
+        <w:t>API uporablja funkcije obstoječega ORV modula za zaznavo obraza, predobdelavo slike in napoved uporabnika. Prejeta slika se najprej pretvori v obliko, primerno za OpenCV. Nato sistem poišče obraz, ga normalizira in posreduje naučenemu modelu.</w:t>
+      </w:r>
+    </w:p>
+    <w:p>
+      <w:pPr>
+        <w:pStyle w:val="font-claude-response-body"/>
+        <w:rPr>
+          <w:rFonts w:asciiTheme="minorHAnsi" w:hAnsiTheme="minorHAnsi"/>
+        </w:rPr>
+      </w:pPr>
+      <w:r>
+        <w:rPr>
+          <w:rFonts w:asciiTheme="minorHAnsi" w:hAnsiTheme="minorHAnsi"/>
+        </w:rPr>
+        <w:t>Rezultat obdelave vsebuje podatek o zaznanem obrazu, napovedanega uporabnika, verjetnost napovedi, uporabljen threshold in odločitev, ali je bila napoved sprejeta. Model se hrani v predpomnilniku, zato ga ni treba ponovno nalagati pri vsakem API klicu.</w:t>
+      </w:r>
+    </w:p>
+    <w:p>
+      <w:pPr>
+        <w:pStyle w:val="font-claude-response-body"/>
+        <w:rPr>
+          <w:rFonts w:asciiTheme="minorHAnsi" w:hAnsiTheme="minorHAnsi"/>
+        </w:rPr>
+      </w:pPr>
+    </w:p>
+    <w:p>
+      <w:pPr>
+        <w:pStyle w:val="font-claude-response-body"/>
+        <w:rPr>
+          <w:rFonts w:asciiTheme="minorHAnsi" w:hAnsiTheme="minorHAnsi"/>
+          <w:b/>
+          <w:bCs/>
+        </w:rPr>
+      </w:pPr>
+      <w:r>
+        <w:rPr>
+          <w:rFonts w:asciiTheme="minorHAnsi" w:hAnsiTheme="minorHAnsi"/>
+          <w:b/>
+          <w:bCs/>
+        </w:rPr>
+        <w:t>API endpointi</w:t>
+      </w:r>
+    </w:p>
+    <w:p>
+      <w:pPr>
+        <w:pStyle w:val="font-claude-response-body"/>
+        <w:rPr>
+          <w:rFonts w:asciiTheme="minorHAnsi" w:hAnsiTheme="minorHAnsi"/>
+        </w:rPr>
+      </w:pPr>
+      <w:r>
+        <w:rPr>
+          <w:rFonts w:asciiTheme="minorHAnsi" w:hAnsiTheme="minorHAnsi"/>
+        </w:rPr>
+        <w:t>Implementirani so bili naslednj</w:t>
+      </w:r>
+      <w:r>
+        <w:rPr>
+          <w:rFonts w:asciiTheme="minorHAnsi" w:hAnsiTheme="minorHAnsi"/>
+        </w:rPr>
+        <w:t>e</w:t>
+      </w:r>
+      <w:r>
+        <w:rPr>
+          <w:rFonts w:asciiTheme="minorHAnsi" w:hAnsiTheme="minorHAnsi"/>
+        </w:rPr>
+        <w:t xml:space="preserve"> glavni endpoint</w:t>
+      </w:r>
+      <w:r>
+        <w:rPr>
+          <w:rFonts w:asciiTheme="minorHAnsi" w:hAnsiTheme="minorHAnsi"/>
+        </w:rPr>
+        <w:t>e</w:t>
+      </w:r>
+      <w:r>
+        <w:rPr>
+          <w:rFonts w:asciiTheme="minorHAnsi" w:hAnsiTheme="minorHAnsi"/>
+        </w:rPr>
+        <w:t>:</w:t>
+      </w:r>
+    </w:p>
+    <w:p>
+      <w:pPr>
+        <w:pStyle w:val="font-claude-response-body"/>
+        <w:rPr>
+          <w:rFonts w:asciiTheme="minorHAnsi" w:hAnsiTheme="minorHAnsi"/>
+        </w:rPr>
+      </w:pPr>
+      <w:r>
+        <w:rPr>
+          <w:rFonts w:asciiTheme="minorHAnsi" w:hAnsiTheme="minorHAnsi"/>
+        </w:rPr>
+        <w:drawing>
+          <wp:inline distT="0" distB="0" distL="0" distR="0" wp14:anchorId="3DEA434E" wp14:editId="317E2FBA">
+            <wp:extent cx="5760720" cy="3188335"/>
+            <wp:effectExtent l="0" t="0" r="0" b="0"/>
+            <wp:docPr id="1914317903" name="Slika 1"/>
+            <wp:cNvGraphicFramePr>
+              <a:graphicFrameLocks xmlns:a="http://schemas.openxmlformats.org/drawingml/2006/main" noChangeAspect="1"/>
+            </wp:cNvGraphicFramePr>
+            <a:graphic xmlns:a="http://schemas.openxmlformats.org/drawingml/2006/main">
+              <a:graphicData uri="http://schemas.openxmlformats.org/drawingml/2006/picture">
+                <pic:pic xmlns:pic="http://schemas.openxmlformats.org/drawingml/2006/picture">
+                  <pic:nvPicPr>
+                    <pic:cNvPr id="1914317903" name=""/>
+                    <pic:cNvPicPr/>
+                  </pic:nvPicPr>
+                  <pic:blipFill>
+                    <a:blip r:embed="rId38"/>
+                    <a:stretch>
+                      <a:fillRect/>
+                    </a:stretch>
+                  </pic:blipFill>
+                  <pic:spPr>
+                    <a:xfrm>
+                      <a:off x="0" y="0"/>
+                      <a:ext cx="5760720" cy="3188335"/>
+                    </a:xfrm>
+                    <a:prstGeom prst="rect">
+                      <a:avLst/>
+                    </a:prstGeom>
+                  </pic:spPr>
+                </pic:pic>
+              </a:graphicData>
+            </a:graphic>
+          </wp:inline>
+        </w:drawing>
+      </w:r>
+    </w:p>
+    <w:p>
+      <w:pPr>
+        <w:pStyle w:val="font-claude-response-body"/>
+        <w:rPr>
+          <w:rFonts w:asciiTheme="minorHAnsi" w:hAnsiTheme="minorHAnsi"/>
+        </w:rPr>
+      </w:pPr>
+    </w:p>
+    <w:p>
+      <w:pPr>
+        <w:pStyle w:val="font-claude-response-body"/>
+        <w:rPr>
+          <w:rFonts w:asciiTheme="minorHAnsi" w:hAnsiTheme="minorHAnsi"/>
+        </w:rPr>
+      </w:pPr>
+    </w:p>
+    <w:p>
+      <w:pPr>
+        <w:pStyle w:val="font-claude-response-body"/>
+        <w:rPr>
+          <w:rFonts w:asciiTheme="minorHAnsi" w:hAnsiTheme="minorHAnsi"/>
+        </w:rPr>
+      </w:pPr>
+    </w:p>
+    <w:p>
+      <w:pPr>
+        <w:pStyle w:val="font-claude-response-body"/>
+        <w:rPr>
+          <w:rFonts w:asciiTheme="minorHAnsi" w:hAnsiTheme="minorHAnsi"/>
+        </w:rPr>
+      </w:pPr>
+    </w:p>
+    <w:p>
+      <w:pPr>
+        <w:pStyle w:val="font-claude-response-body"/>
+        <w:rPr>
+          <w:rFonts w:asciiTheme="minorHAnsi" w:hAnsiTheme="minorHAnsi"/>
+        </w:rPr>
+      </w:pPr>
+      <w:r>
+        <w:rPr>
+          <w:rFonts w:asciiTheme="minorHAnsi" w:hAnsiTheme="minorHAnsi"/>
+        </w:rPr>
+        <w:lastRenderedPageBreak/>
+        <w:t>GET /health</w:t>
+      </w:r>
+    </w:p>
+    <w:p>
+      <w:pPr>
+        <w:pStyle w:val="font-claude-response-body"/>
+        <w:rPr>
+          <w:rFonts w:asciiTheme="minorHAnsi" w:hAnsiTheme="minorHAnsi"/>
+          <w:i/>
+          <w:iCs/>
+        </w:rPr>
+      </w:pPr>
+      <w:r>
+        <w:rPr>
+          <w:rFonts w:asciiTheme="minorHAnsi" w:hAnsiTheme="minorHAnsi"/>
+          <w:i/>
+          <w:iCs/>
+        </w:rPr>
+        <w:t>Endpoint preveri, ali API deluje in ali so datoteke naučenega modela na voljo. Vrne status sistema, lokacijo modela in podatek modelAvailable.</w:t>
+      </w:r>
+    </w:p>
+    <w:p>
+      <w:pPr>
+        <w:pStyle w:val="font-claude-response-body"/>
+        <w:rPr>
+          <w:rFonts w:asciiTheme="minorHAnsi" w:hAnsiTheme="minorHAnsi"/>
+          <w:i/>
+          <w:iCs/>
+        </w:rPr>
+      </w:pPr>
+      <w:r>
+        <w:rPr>
+          <w:rFonts w:asciiTheme="minorHAnsi" w:hAnsiTheme="minorHAnsi"/>
+          <w:i/>
+          <w:iCs/>
+        </w:rPr>
+        <w:drawing>
+          <wp:anchor distT="0" distB="0" distL="114300" distR="114300" simplePos="0" relativeHeight="251706368" behindDoc="0" locked="0" layoutInCell="1" allowOverlap="1" wp14:anchorId="6105B612" wp14:editId="43B11778">
+            <wp:simplePos x="0" y="0"/>
+            <wp:positionH relativeFrom="column">
+              <wp:posOffset>318</wp:posOffset>
+            </wp:positionH>
+            <wp:positionV relativeFrom="paragraph">
+              <wp:posOffset>318</wp:posOffset>
+            </wp:positionV>
+            <wp:extent cx="3776662" cy="1393768"/>
+            <wp:effectExtent l="0" t="0" r="0" b="0"/>
+            <wp:wrapTopAndBottom/>
+            <wp:docPr id="597827193" name="Slika 1"/>
+            <wp:cNvGraphicFramePr>
+              <a:graphicFrameLocks xmlns:a="http://schemas.openxmlformats.org/drawingml/2006/main" noChangeAspect="1"/>
+            </wp:cNvGraphicFramePr>
+            <a:graphic xmlns:a="http://schemas.openxmlformats.org/drawingml/2006/main">
+              <a:graphicData uri="http://schemas.openxmlformats.org/drawingml/2006/picture">
+                <pic:pic xmlns:pic="http://schemas.openxmlformats.org/drawingml/2006/picture">
+                  <pic:nvPicPr>
+                    <pic:cNvPr id="597827193" name=""/>
+                    <pic:cNvPicPr/>
+                  </pic:nvPicPr>
+                  <pic:blipFill>
+                    <a:blip r:embed="rId39">
+                      <a:extLst>
+                        <a:ext uri="{28A0092B-C50C-407E-A947-70E740481C1C}">
+                          <a14:useLocalDpi xmlns:a14="http://schemas.microsoft.com/office/drawing/2010/main" val="0"/>
+                        </a:ext>
+                      </a:extLst>
+                    </a:blip>
+                    <a:stretch>
+                      <a:fillRect/>
+                    </a:stretch>
+                  </pic:blipFill>
+                  <pic:spPr>
+                    <a:xfrm>
+                      <a:off x="0" y="0"/>
+                      <a:ext cx="3776662" cy="1393768"/>
+                    </a:xfrm>
+                    <a:prstGeom prst="rect">
+                      <a:avLst/>
+                    </a:prstGeom>
+                  </pic:spPr>
+                </pic:pic>
+              </a:graphicData>
+            </a:graphic>
+          </wp:anchor>
+        </w:drawing>
+      </w:r>
+    </w:p>
+    <w:p>
+      <w:pPr>
+        <w:pStyle w:val="font-claude-response-body"/>
+        <w:rPr>
+          <w:rFonts w:asciiTheme="minorHAnsi" w:hAnsiTheme="minorHAnsi"/>
+        </w:rPr>
+      </w:pPr>
+      <w:r>
+        <w:rPr>
+          <w:rFonts w:asciiTheme="minorHAnsi" w:hAnsiTheme="minorHAnsi"/>
+        </w:rPr>
+        <w:t>POST /predict-face</w:t>
+      </w:r>
+    </w:p>
+    <w:p>
+      <w:pPr>
+        <w:pStyle w:val="font-claude-response-body"/>
+        <w:rPr>
+          <w:rFonts w:asciiTheme="minorHAnsi" w:hAnsiTheme="minorHAnsi"/>
+          <w:i/>
+          <w:iCs/>
+        </w:rPr>
+      </w:pPr>
+      <w:r>
+        <w:rPr>
+          <w:rFonts w:asciiTheme="minorHAnsi" w:hAnsiTheme="minorHAnsi"/>
+          <w:i/>
+          <w:iCs/>
+        </w:rPr>
+        <w:t>Endpoint sprejme sliko in vrne napoved uporabnika. Poleg napovedanega uporabnika vrne verjetnost, podatek o zaznanem obrazu in odločitev accepted glede na izbrani threshold.</w:t>
+      </w:r>
+    </w:p>
+    <w:p>
+      <w:pPr>
+        <w:pStyle w:val="font-claude-response-body"/>
+        <w:rPr>
+          <w:rFonts w:asciiTheme="minorHAnsi" w:hAnsiTheme="minorHAnsi"/>
+          <w:i/>
+          <w:iCs/>
+        </w:rPr>
+      </w:pPr>
+      <w:r>
+        <w:rPr>
+          <w:rFonts w:asciiTheme="minorHAnsi" w:hAnsiTheme="minorHAnsi"/>
+          <w:i/>
+          <w:iCs/>
+        </w:rPr>
+        <w:drawing>
+          <wp:inline distT="0" distB="0" distL="0" distR="0" wp14:anchorId="745BD3A4" wp14:editId="0B97FD0C">
+            <wp:extent cx="3514725" cy="4590993"/>
+            <wp:effectExtent l="0" t="0" r="0" b="635"/>
+            <wp:docPr id="1593784385" name="Slika 1"/>
+            <wp:cNvGraphicFramePr>
+              <a:graphicFrameLocks xmlns:a="http://schemas.openxmlformats.org/drawingml/2006/main" noChangeAspect="1"/>
+            </wp:cNvGraphicFramePr>
+            <a:graphic xmlns:a="http://schemas.openxmlformats.org/drawingml/2006/main">
+              <a:graphicData uri="http://schemas.openxmlformats.org/drawingml/2006/picture">
+                <pic:pic xmlns:pic="http://schemas.openxmlformats.org/drawingml/2006/picture">
+                  <pic:nvPicPr>
+                    <pic:cNvPr id="1593784385" name=""/>
+                    <pic:cNvPicPr/>
+                  </pic:nvPicPr>
+                  <pic:blipFill>
+                    <a:blip r:embed="rId40"/>
+                    <a:stretch>
+                      <a:fillRect/>
+                    </a:stretch>
+                  </pic:blipFill>
+                  <pic:spPr>
+                    <a:xfrm>
+                      <a:off x="0" y="0"/>
+                      <a:ext cx="3517001" cy="4593965"/>
+                    </a:xfrm>
+                    <a:prstGeom prst="rect">
+                      <a:avLst/>
+                    </a:prstGeom>
+                  </pic:spPr>
+                </pic:pic>
+              </a:graphicData>
+            </a:graphic>
+          </wp:inline>
+        </w:drawing>
+      </w:r>
+    </w:p>
+    <w:p>
+      <w:pPr>
+        <w:pStyle w:val="font-claude-response-body"/>
+        <w:rPr>
+          <w:rFonts w:asciiTheme="minorHAnsi" w:hAnsiTheme="minorHAnsi"/>
+        </w:rPr>
+      </w:pPr>
+    </w:p>
+    <w:p>
+      <w:pPr>
+        <w:pStyle w:val="font-claude-response-body"/>
+        <w:rPr>
+          <w:rFonts w:asciiTheme="minorHAnsi" w:hAnsiTheme="minorHAnsi"/>
+        </w:rPr>
+      </w:pPr>
+      <w:r>
+        <w:rPr>
+          <w:rFonts w:asciiTheme="minorHAnsi" w:hAnsiTheme="minorHAnsi"/>
+        </w:rPr>
+        <w:lastRenderedPageBreak/>
+        <w:t>POST /verify-face</w:t>
+      </w:r>
+    </w:p>
+    <w:p>
+      <w:pPr>
+        <w:pStyle w:val="font-claude-response-body"/>
+        <w:rPr>
+          <w:rFonts w:asciiTheme="minorHAnsi" w:hAnsiTheme="minorHAnsi"/>
+          <w:i/>
+          <w:iCs/>
+        </w:rPr>
+      </w:pPr>
+      <w:r>
+        <w:rPr>
+          <w:rFonts w:asciiTheme="minorHAnsi" w:hAnsiTheme="minorHAnsi"/>
+          <w:i/>
+          <w:iCs/>
+        </w:rPr>
+        <w:t>Endpoint se uporablja pri prijavi uporabnika. Poleg slike prejme pričakovano uporabniško ime in preveri, ali se napovedani obraz ujema s pričakovanim uporabnikom. Rezultat vsebuje odločitev verified, verjetnost napovedi in podatke o zaznanem obrazu.</w:t>
+      </w:r>
+    </w:p>
+    <w:p>
+      <w:pPr>
+        <w:pStyle w:val="font-claude-response-body"/>
+        <w:rPr>
+          <w:rFonts w:asciiTheme="minorHAnsi" w:hAnsiTheme="minorHAnsi"/>
+          <w:i/>
+          <w:iCs/>
+        </w:rPr>
+      </w:pPr>
+      <w:r>
+        <w:rPr>
+          <w:rFonts w:asciiTheme="minorHAnsi" w:hAnsiTheme="minorHAnsi"/>
+          <w:i/>
+          <w:iCs/>
+        </w:rPr>
+        <w:drawing>
+          <wp:inline distT="0" distB="0" distL="0" distR="0" wp14:anchorId="781DFF10" wp14:editId="608B97D0">
+            <wp:extent cx="5231475" cy="7491412"/>
+            <wp:effectExtent l="0" t="0" r="7620" b="0"/>
+            <wp:docPr id="750189228" name="Slika 1"/>
+            <wp:cNvGraphicFramePr>
+              <a:graphicFrameLocks xmlns:a="http://schemas.openxmlformats.org/drawingml/2006/main" noChangeAspect="1"/>
+            </wp:cNvGraphicFramePr>
+            <a:graphic xmlns:a="http://schemas.openxmlformats.org/drawingml/2006/main">
+              <a:graphicData uri="http://schemas.openxmlformats.org/drawingml/2006/picture">
+                <pic:pic xmlns:pic="http://schemas.openxmlformats.org/drawingml/2006/picture">
+                  <pic:nvPicPr>
+                    <pic:cNvPr id="750189228" name=""/>
+                    <pic:cNvPicPr/>
+                  </pic:nvPicPr>
+                  <pic:blipFill>
+                    <a:blip r:embed="rId41"/>
+                    <a:stretch>
+                      <a:fillRect/>
+                    </a:stretch>
+                  </pic:blipFill>
+                  <pic:spPr>
+                    <a:xfrm>
+                      <a:off x="0" y="0"/>
+                      <a:ext cx="5231689" cy="7491718"/>
+                    </a:xfrm>
+                    <a:prstGeom prst="rect">
+                      <a:avLst/>
+                    </a:prstGeom>
+                  </pic:spPr>
+                </pic:pic>
+              </a:graphicData>
+            </a:graphic>
+          </wp:inline>
+        </w:drawing>
+      </w:r>
+    </w:p>
+    <w:p>
+      <w:pPr>
+        <w:pStyle w:val="font-claude-response-body"/>
+        <w:rPr>
+          <w:rFonts w:asciiTheme="minorHAnsi" w:hAnsiTheme="minorHAnsi"/>
+          <w:b/>
+          <w:bCs/>
+        </w:rPr>
+      </w:pPr>
+      <w:r>
+        <w:rPr>
+          <w:rFonts w:asciiTheme="minorHAnsi" w:hAnsiTheme="minorHAnsi"/>
+          <w:b/>
+          <w:bCs/>
+        </w:rPr>
+        <w:lastRenderedPageBreak/>
+        <w:t>Validacija in obravnava napak</w:t>
+      </w:r>
+    </w:p>
+    <w:p>
+      <w:pPr>
+        <w:pStyle w:val="font-claude-response-body"/>
+        <w:rPr>
+          <w:rFonts w:asciiTheme="minorHAnsi" w:hAnsiTheme="minorHAnsi"/>
+        </w:rPr>
+      </w:pPr>
+      <w:r>
+        <w:rPr>
+          <w:rFonts w:asciiTheme="minorHAnsi" w:hAnsiTheme="minorHAnsi"/>
+        </w:rPr>
+        <w:t xml:space="preserve">Dodal sem validacijo thresholda, ki mora biti med 0,0 in 1,0. Če je vrednost neveljavna, API vrne napako 400 z razumljivim opisom. Če model ni na voljo ali ga ni mogoče naložiti, API vrne napako </w:t>
+      </w:r>
+      <w:r>
+        <w:rPr>
+          <w:rFonts w:asciiTheme="minorHAnsi" w:hAnsiTheme="minorHAnsi"/>
+        </w:rPr>
+        <w:t>400</w:t>
+      </w:r>
+      <w:r>
+        <w:rPr>
+          <w:rFonts w:asciiTheme="minorHAnsi" w:hAnsiTheme="minorHAnsi"/>
+        </w:rPr>
+        <w:t>.</w:t>
+      </w:r>
+    </w:p>
+    <w:p>
+      <w:pPr>
+        <w:pStyle w:val="font-claude-response-body"/>
+        <w:rPr>
+          <w:rFonts w:asciiTheme="minorHAnsi" w:hAnsiTheme="minorHAnsi"/>
+        </w:rPr>
+      </w:pPr>
+      <w:r>
+        <w:rPr>
+          <w:rFonts w:asciiTheme="minorHAnsi" w:hAnsiTheme="minorHAnsi"/>
+          <w:noProof/>
+        </w:rPr>
+        <w:drawing>
+          <wp:inline distT="0" distB="0" distL="0" distR="0" wp14:anchorId="0412B69A" wp14:editId="5CF3E652">
+            <wp:extent cx="3038899" cy="962159"/>
+            <wp:effectExtent l="0" t="0" r="9525" b="9525"/>
+            <wp:docPr id="1772312982" name="Slika 1"/>
+            <wp:cNvGraphicFramePr>
+              <a:graphicFrameLocks xmlns:a="http://schemas.openxmlformats.org/drawingml/2006/main" noChangeAspect="1"/>
+            </wp:cNvGraphicFramePr>
+            <a:graphic xmlns:a="http://schemas.openxmlformats.org/drawingml/2006/main">
+              <a:graphicData uri="http://schemas.openxmlformats.org/drawingml/2006/picture">
+                <pic:pic xmlns:pic="http://schemas.openxmlformats.org/drawingml/2006/picture">
+                  <pic:nvPicPr>
+                    <pic:cNvPr id="1772312982" name=""/>
+                    <pic:cNvPicPr/>
+                  </pic:nvPicPr>
+                  <pic:blipFill>
+                    <a:blip r:embed="rId42"/>
+                    <a:stretch>
+                      <a:fillRect/>
+                    </a:stretch>
+                  </pic:blipFill>
+                  <pic:spPr>
+                    <a:xfrm>
+                      <a:off x="0" y="0"/>
+                      <a:ext cx="3038899" cy="962159"/>
+                    </a:xfrm>
+                    <a:prstGeom prst="rect">
+                      <a:avLst/>
+                    </a:prstGeom>
+                  </pic:spPr>
+                </pic:pic>
+              </a:graphicData>
+            </a:graphic>
+          </wp:inline>
+        </w:drawing>
+      </w:r>
+    </w:p>
+    <w:p>
+      <w:pPr>
+        <w:pStyle w:val="font-claude-response-body"/>
+        <w:rPr>
+          <w:rFonts w:asciiTheme="minorHAnsi" w:hAnsiTheme="minorHAnsi"/>
+        </w:rPr>
+      </w:pPr>
+      <w:r>
+        <w:rPr>
+          <w:rFonts w:asciiTheme="minorHAnsi" w:hAnsiTheme="minorHAnsi"/>
+          <w:noProof/>
+        </w:rPr>
+        <w:drawing>
+          <wp:inline distT="0" distB="0" distL="0" distR="0" wp14:anchorId="674B58E6" wp14:editId="4644B204">
+            <wp:extent cx="5760720" cy="1420495"/>
+            <wp:effectExtent l="0" t="0" r="0" b="8255"/>
+            <wp:docPr id="405853127" name="Slika 1"/>
+            <wp:cNvGraphicFramePr>
+              <a:graphicFrameLocks xmlns:a="http://schemas.openxmlformats.org/drawingml/2006/main" noChangeAspect="1"/>
+            </wp:cNvGraphicFramePr>
+            <a:graphic xmlns:a="http://schemas.openxmlformats.org/drawingml/2006/main">
+              <a:graphicData uri="http://schemas.openxmlformats.org/drawingml/2006/picture">
+                <pic:pic xmlns:pic="http://schemas.openxmlformats.org/drawingml/2006/picture">
+                  <pic:nvPicPr>
+                    <pic:cNvPr id="405853127" name=""/>
+                    <pic:cNvPicPr/>
+                  </pic:nvPicPr>
+                  <pic:blipFill>
+                    <a:blip r:embed="rId43"/>
+                    <a:stretch>
+                      <a:fillRect/>
+                    </a:stretch>
+                  </pic:blipFill>
+                  <pic:spPr>
+                    <a:xfrm>
+                      <a:off x="0" y="0"/>
+                      <a:ext cx="5760720" cy="1420495"/>
+                    </a:xfrm>
+                    <a:prstGeom prst="rect">
+                      <a:avLst/>
+                    </a:prstGeom>
+                  </pic:spPr>
+                </pic:pic>
+              </a:graphicData>
+            </a:graphic>
+          </wp:inline>
+        </w:drawing>
+      </w:r>
+    </w:p>
+    <w:p>
+      <w:pPr>
+        <w:pStyle w:val="font-claude-response-body"/>
+        <w:rPr>
+          <w:rFonts w:asciiTheme="minorHAnsi" w:hAnsiTheme="minorHAnsi"/>
+        </w:rPr>
+      </w:pPr>
+      <w:r>
+        <w:rPr>
+          <w:rFonts w:asciiTheme="minorHAnsi" w:hAnsiTheme="minorHAnsi"/>
+        </w:rPr>
+        <w:t>Posebej je obravnavan tudi primer, ko na poslani sliki ni zaznanega obraza. API se v tem primeru ne prekine, ampak vrne odgovor, v katerem so faceDetected, accepted oziroma verified nastavljeni na false.</w:t>
+      </w:r>
+    </w:p>
+    <w:p>
+      <w:pPr>
+        <w:pStyle w:val="font-claude-response-body"/>
+        <w:rPr>
+          <w:rFonts w:asciiTheme="minorHAnsi" w:hAnsiTheme="minorHAnsi"/>
+        </w:rPr>
+      </w:pPr>
+      <w:r>
+        <w:rPr>
+          <w:rFonts w:asciiTheme="minorHAnsi" w:hAnsiTheme="minorHAnsi"/>
+          <w:noProof/>
+        </w:rPr>
+        <w:drawing>
+          <wp:inline distT="0" distB="0" distL="0" distR="0" wp14:anchorId="13436E36" wp14:editId="76651C09">
+            <wp:extent cx="5760720" cy="1903095"/>
+            <wp:effectExtent l="0" t="0" r="0" b="1905"/>
+            <wp:docPr id="1941041129" name="Slika 1"/>
+            <wp:cNvGraphicFramePr>
+              <a:graphicFrameLocks xmlns:a="http://schemas.openxmlformats.org/drawingml/2006/main" noChangeAspect="1"/>
+            </wp:cNvGraphicFramePr>
+            <a:graphic xmlns:a="http://schemas.openxmlformats.org/drawingml/2006/main">
+              <a:graphicData uri="http://schemas.openxmlformats.org/drawingml/2006/picture">
+                <pic:pic xmlns:pic="http://schemas.openxmlformats.org/drawingml/2006/picture">
+                  <pic:nvPicPr>
+                    <pic:cNvPr id="1941041129" name=""/>
+                    <pic:cNvPicPr/>
+                  </pic:nvPicPr>
+                  <pic:blipFill>
+                    <a:blip r:embed="rId44"/>
+                    <a:stretch>
+                      <a:fillRect/>
+                    </a:stretch>
+                  </pic:blipFill>
+                  <pic:spPr>
+                    <a:xfrm>
+                      <a:off x="0" y="0"/>
+                      <a:ext cx="5760720" cy="1903095"/>
+                    </a:xfrm>
+                    <a:prstGeom prst="rect">
+                      <a:avLst/>
+                    </a:prstGeom>
+                  </pic:spPr>
+                </pic:pic>
+              </a:graphicData>
+            </a:graphic>
+          </wp:inline>
+        </w:drawing>
+      </w:r>
+    </w:p>
+    <w:p>
+      <w:pPr>
+        <w:pStyle w:val="font-claude-response-body"/>
+        <w:rPr>
+          <w:rFonts w:asciiTheme="minorHAnsi" w:hAnsiTheme="minorHAnsi"/>
+          <w:b/>
+          <w:bCs/>
+        </w:rPr>
+      </w:pPr>
+      <w:r>
+        <w:rPr>
+          <w:rFonts w:asciiTheme="minorHAnsi" w:hAnsiTheme="minorHAnsi"/>
+          <w:b/>
+          <w:bCs/>
+        </w:rPr>
+        <w:t>Povezava s spletno aplikacijo</w:t>
+      </w:r>
+    </w:p>
+    <w:p>
+      <w:pPr>
+        <w:pStyle w:val="font-claude-response-body"/>
+        <w:rPr>
+          <w:rFonts w:asciiTheme="minorHAnsi" w:hAnsiTheme="minorHAnsi"/>
+        </w:rPr>
+      </w:pPr>
+      <w:r>
+        <w:rPr>
+          <w:rFonts w:asciiTheme="minorHAnsi" w:hAnsiTheme="minorHAnsi"/>
+        </w:rPr>
+        <w:t>API sem povezal z backendom spletne aplikacije Hribovc. Pri prijavi backend sprejme sliko uporabnika in jo v obliki multipart/form-data pošlje na endpoint /verify-face. Backend nato rezultat ORV API-ja posreduje prijavnemu sistemu.</w:t>
+      </w:r>
+    </w:p>
+    <w:p>
+      <w:pPr>
+        <w:pStyle w:val="font-claude-response-body"/>
+        <w:rPr>
+          <w:rFonts w:asciiTheme="minorHAnsi" w:hAnsiTheme="minorHAnsi"/>
+        </w:rPr>
+      </w:pPr>
+      <w:r>
+        <w:rPr>
+          <w:rFonts w:asciiTheme="minorHAnsi" w:hAnsiTheme="minorHAnsi"/>
+          <w:noProof/>
+        </w:rPr>
+        <w:lastRenderedPageBreak/>
+        <w:drawing>
+          <wp:inline distT="0" distB="0" distL="0" distR="0" wp14:anchorId="0BE2A6DF" wp14:editId="30C9E67E">
+            <wp:extent cx="3814762" cy="3775656"/>
+            <wp:effectExtent l="0" t="0" r="0" b="0"/>
+            <wp:docPr id="1248995944" name="Slika 1"/>
+            <wp:cNvGraphicFramePr>
+              <a:graphicFrameLocks xmlns:a="http://schemas.openxmlformats.org/drawingml/2006/main" noChangeAspect="1"/>
+            </wp:cNvGraphicFramePr>
+            <a:graphic xmlns:a="http://schemas.openxmlformats.org/drawingml/2006/main">
+              <a:graphicData uri="http://schemas.openxmlformats.org/drawingml/2006/picture">
+                <pic:pic xmlns:pic="http://schemas.openxmlformats.org/drawingml/2006/picture">
+                  <pic:nvPicPr>
+                    <pic:cNvPr id="1248995944" name=""/>
+                    <pic:cNvPicPr/>
+                  </pic:nvPicPr>
+                  <pic:blipFill>
+                    <a:blip r:embed="rId45"/>
+                    <a:stretch>
+                      <a:fillRect/>
+                    </a:stretch>
+                  </pic:blipFill>
+                  <pic:spPr>
+                    <a:xfrm>
+                      <a:off x="0" y="0"/>
+                      <a:ext cx="3819003" cy="3779854"/>
+                    </a:xfrm>
+                    <a:prstGeom prst="rect">
+                      <a:avLst/>
+                    </a:prstGeom>
+                  </pic:spPr>
+                </pic:pic>
+              </a:graphicData>
+            </a:graphic>
+          </wp:inline>
+        </w:drawing>
+      </w:r>
+    </w:p>
+    <w:p>
+      <w:pPr>
+        <w:pStyle w:val="font-claude-response-body"/>
+        <w:rPr>
+          <w:rFonts w:asciiTheme="minorHAnsi" w:hAnsiTheme="minorHAnsi"/>
+        </w:rPr>
+      </w:pPr>
+      <w:r>
+        <w:rPr>
+          <w:rFonts w:asciiTheme="minorHAnsi" w:hAnsiTheme="minorHAnsi"/>
+        </w:rPr>
+        <w:t>Povezava je nastavljiva z okoljskimi spremenljivkami ORV_API_URL, ORV_FACE_THRESHOLD in ORV_FACE_TIMEOUT_MS. S tem lahko spremenimo naslov API-ja, prag zaupanja in najdaljši dovoljen čas čakanja brez spreminjanja programske kode.</w:t>
+      </w:r>
+    </w:p>
+    <w:p>
+      <w:pPr>
+        <w:pStyle w:val="font-claude-response-body"/>
+        <w:rPr>
+          <w:rFonts w:asciiTheme="minorHAnsi" w:hAnsiTheme="minorHAnsi"/>
+        </w:rPr>
+      </w:pPr>
+      <w:r>
+        <w:rPr>
+          <w:rFonts w:asciiTheme="minorHAnsi" w:hAnsiTheme="minorHAnsi"/>
+          <w:noProof/>
+        </w:rPr>
+        <w:drawing>
+          <wp:inline distT="0" distB="0" distL="0" distR="0" wp14:anchorId="64D0ABF9" wp14:editId="10E73820">
+            <wp:extent cx="5760720" cy="1730375"/>
+            <wp:effectExtent l="0" t="0" r="0" b="3175"/>
+            <wp:docPr id="1519686010" name="Slika 1"/>
+            <wp:cNvGraphicFramePr>
+              <a:graphicFrameLocks xmlns:a="http://schemas.openxmlformats.org/drawingml/2006/main" noChangeAspect="1"/>
+            </wp:cNvGraphicFramePr>
+            <a:graphic xmlns:a="http://schemas.openxmlformats.org/drawingml/2006/main">
+              <a:graphicData uri="http://schemas.openxmlformats.org/drawingml/2006/picture">
+                <pic:pic xmlns:pic="http://schemas.openxmlformats.org/drawingml/2006/picture">
+                  <pic:nvPicPr>
+                    <pic:cNvPr id="1519686010" name=""/>
+                    <pic:cNvPicPr/>
+                  </pic:nvPicPr>
+                  <pic:blipFill>
+                    <a:blip r:embed="rId46"/>
+                    <a:stretch>
+                      <a:fillRect/>
+                    </a:stretch>
+                  </pic:blipFill>
+                  <pic:spPr>
+                    <a:xfrm>
+                      <a:off x="0" y="0"/>
+                      <a:ext cx="5760720" cy="1730375"/>
+                    </a:xfrm>
+                    <a:prstGeom prst="rect">
+                      <a:avLst/>
+                    </a:prstGeom>
+                  </pic:spPr>
+                </pic:pic>
+              </a:graphicData>
+            </a:graphic>
+          </wp:inline>
+        </w:drawing>
+      </w:r>
+    </w:p>
+    <w:p>
+      <w:pPr>
+        <w:pStyle w:val="font-claude-response-body"/>
+        <w:rPr>
+          <w:rFonts w:asciiTheme="minorHAnsi" w:hAnsiTheme="minorHAnsi"/>
+          <w:b/>
+          <w:bCs/>
+        </w:rPr>
+      </w:pPr>
+      <w:r>
+        <w:rPr>
+          <w:rFonts w:asciiTheme="minorHAnsi" w:hAnsiTheme="minorHAnsi"/>
+          <w:b/>
+          <w:bCs/>
+        </w:rPr>
+        <w:t>Docker in enostaven zagon</w:t>
+      </w:r>
+    </w:p>
+    <w:p>
+      <w:pPr>
+        <w:pStyle w:val="font-claude-response-body"/>
+        <w:rPr>
+          <w:rFonts w:asciiTheme="minorHAnsi" w:hAnsiTheme="minorHAnsi"/>
+        </w:rPr>
+      </w:pPr>
+      <w:r>
+        <w:rPr>
+          <w:rFonts w:asciiTheme="minorHAnsi" w:hAnsiTheme="minorHAnsi"/>
+        </w:rPr>
+        <w:t>Za ORV API sem pripravil Dockerfile, ki uporablja Python 3.11. Docker slika namesti sistemske knjižnice za OpenCV, Python dependencyje iz requirements.txt in zažene FastAPI strežnik z Uvicornom na portu 8000.</w:t>
+      </w:r>
+    </w:p>
+    <w:p>
+      <w:pPr>
+        <w:pStyle w:val="font-claude-response-body"/>
+        <w:rPr>
+          <w:rFonts w:asciiTheme="minorHAnsi" w:hAnsiTheme="minorHAnsi"/>
+        </w:rPr>
+      </w:pPr>
+      <w:r>
+        <w:rPr>
+          <w:rFonts w:asciiTheme="minorHAnsi" w:hAnsiTheme="minorHAnsi"/>
+          <w:noProof/>
+        </w:rPr>
+        <w:lastRenderedPageBreak/>
+        <w:drawing>
+          <wp:inline distT="0" distB="0" distL="0" distR="0" wp14:anchorId="6C8093DC" wp14:editId="64CE0EEE">
+            <wp:extent cx="5760720" cy="3701415"/>
+            <wp:effectExtent l="0" t="0" r="0" b="0"/>
+            <wp:docPr id="954979409" name="Slika 1"/>
+            <wp:cNvGraphicFramePr>
+              <a:graphicFrameLocks xmlns:a="http://schemas.openxmlformats.org/drawingml/2006/main" noChangeAspect="1"/>
+            </wp:cNvGraphicFramePr>
+            <a:graphic xmlns:a="http://schemas.openxmlformats.org/drawingml/2006/main">
+              <a:graphicData uri="http://schemas.openxmlformats.org/drawingml/2006/picture">
+                <pic:pic xmlns:pic="http://schemas.openxmlformats.org/drawingml/2006/picture">
+                  <pic:nvPicPr>
+                    <pic:cNvPr id="954979409" name=""/>
+                    <pic:cNvPicPr/>
+                  </pic:nvPicPr>
+                  <pic:blipFill>
+                    <a:blip r:embed="rId47"/>
+                    <a:stretch>
+                      <a:fillRect/>
+                    </a:stretch>
+                  </pic:blipFill>
+                  <pic:spPr>
+                    <a:xfrm>
+                      <a:off x="0" y="0"/>
+                      <a:ext cx="5760720" cy="3701415"/>
+                    </a:xfrm>
+                    <a:prstGeom prst="rect">
+                      <a:avLst/>
+                    </a:prstGeom>
+                  </pic:spPr>
+                </pic:pic>
+              </a:graphicData>
+            </a:graphic>
+          </wp:inline>
+        </w:drawing>
+      </w:r>
+    </w:p>
+    <w:p>
+      <w:pPr>
+        <w:pStyle w:val="font-claude-response-body"/>
+        <w:rPr>
+          <w:rFonts w:asciiTheme="minorHAnsi" w:hAnsiTheme="minorHAnsi"/>
+        </w:rPr>
+      </w:pPr>
+      <w:r>
+        <w:rPr>
+          <w:rFonts w:asciiTheme="minorHAnsi" w:hAnsiTheme="minorHAnsi"/>
+        </w:rPr>
+        <w:t>Pripravil sem tudi .dockerignore, ki iz Docker slike izključi virtualna okolja, začasne datoteke, predpomnilnik in nepotrebne podatke. S tem je Docker slika manjša in se hitreje zgradi.</w:t>
+      </w:r>
+    </w:p>
+    <w:p>
+      <w:pPr>
+        <w:pStyle w:val="font-claude-response-body"/>
+        <w:rPr>
+          <w:rFonts w:asciiTheme="minorHAnsi" w:hAnsiTheme="minorHAnsi"/>
+        </w:rPr>
+      </w:pPr>
+      <w:r>
+        <w:rPr>
+          <w:rFonts w:asciiTheme="minorHAnsi" w:hAnsiTheme="minorHAnsi"/>
+        </w:rPr>
+        <w:drawing>
+          <wp:inline distT="0" distB="0" distL="0" distR="0" wp14:anchorId="5B983CE4" wp14:editId="1DD46B15">
+            <wp:extent cx="2724150" cy="4157201"/>
+            <wp:effectExtent l="0" t="0" r="0" b="0"/>
+            <wp:docPr id="348113244" name="Slika 1"/>
+            <wp:cNvGraphicFramePr>
+              <a:graphicFrameLocks xmlns:a="http://schemas.openxmlformats.org/drawingml/2006/main" noChangeAspect="1"/>
+            </wp:cNvGraphicFramePr>
+            <a:graphic xmlns:a="http://schemas.openxmlformats.org/drawingml/2006/main">
+              <a:graphicData uri="http://schemas.openxmlformats.org/drawingml/2006/picture">
+                <pic:pic xmlns:pic="http://schemas.openxmlformats.org/drawingml/2006/picture">
+                  <pic:nvPicPr>
+                    <pic:cNvPr id="348113244" name=""/>
+                    <pic:cNvPicPr/>
+                  </pic:nvPicPr>
+                  <pic:blipFill>
+                    <a:blip r:embed="rId48"/>
+                    <a:stretch>
+                      <a:fillRect/>
+                    </a:stretch>
+                  </pic:blipFill>
+                  <pic:spPr>
+                    <a:xfrm>
+                      <a:off x="0" y="0"/>
+                      <a:ext cx="2726531" cy="4160834"/>
+                    </a:xfrm>
+                    <a:prstGeom prst="rect">
+                      <a:avLst/>
+                    </a:prstGeom>
+                  </pic:spPr>
+                </pic:pic>
+              </a:graphicData>
+            </a:graphic>
+          </wp:inline>
+        </w:drawing>
+      </w:r>
+    </w:p>
+    <w:p>
+      <w:pPr>
+        <w:pStyle w:val="font-claude-response-body"/>
+        <w:rPr>
+          <w:rFonts w:asciiTheme="minorHAnsi" w:hAnsiTheme="minorHAnsi"/>
+        </w:rPr>
+      </w:pPr>
+      <w:r>
+        <w:rPr>
+          <w:rFonts w:asciiTheme="minorHAnsi" w:hAnsiTheme="minorHAnsi"/>
+        </w:rPr>
+        <w:lastRenderedPageBreak/>
+        <w:t>Za lokalni zagon sem pripravil dve skripti:</w:t>
+      </w:r>
+    </w:p>
+    <w:p>
+      <w:pPr>
+        <w:pStyle w:val="font-claude-response-body"/>
+        <w:numPr>
+          <w:ilvl w:val="0"/>
+          <w:numId w:val="17"/>
+        </w:numPr>
+        <w:rPr>
+          <w:rFonts w:asciiTheme="minorHAnsi" w:hAnsiTheme="minorHAnsi"/>
+        </w:rPr>
+      </w:pPr>
+      <w:r>
+        <w:rPr>
+          <w:rFonts w:asciiTheme="minorHAnsi" w:hAnsiTheme="minorHAnsi"/>
+        </w:rPr>
+        <w:t>start_orv_api.ps1 za Windows PowerShell,</w:t>
+      </w:r>
+    </w:p>
+    <w:p>
+      <w:pPr>
+        <w:pStyle w:val="font-claude-response-body"/>
+        <w:numPr>
+          <w:ilvl w:val="0"/>
+          <w:numId w:val="17"/>
+        </w:numPr>
+        <w:rPr>
+          <w:rFonts w:asciiTheme="minorHAnsi" w:hAnsiTheme="minorHAnsi"/>
+        </w:rPr>
+      </w:pPr>
+      <w:r>
+        <w:rPr>
+          <w:rFonts w:asciiTheme="minorHAnsi" w:hAnsiTheme="minorHAnsi"/>
+        </w:rPr>
+        <w:t>start_orv_api.sh za Linux oziroma druga okolja s podporo za shell.</w:t>
+      </w:r>
+    </w:p>
+    <w:p>
+      <w:pPr>
+        <w:pStyle w:val="font-claude-response-body"/>
+        <w:rPr>
+          <w:rFonts w:asciiTheme="minorHAnsi" w:hAnsiTheme="minorHAnsi"/>
+        </w:rPr>
+      </w:pPr>
+      <w:r>
+        <w:rPr>
+          <w:rFonts w:asciiTheme="minorHAnsi" w:hAnsiTheme="minorHAnsi"/>
+          <w:noProof/>
+        </w:rPr>
+        <w:drawing>
+          <wp:anchor distT="0" distB="0" distL="114300" distR="114300" simplePos="0" relativeHeight="251703296" behindDoc="1" locked="0" layoutInCell="1" allowOverlap="1" wp14:anchorId="24C0BA93" wp14:editId="77F9567B">
+            <wp:simplePos x="0" y="0"/>
+            <wp:positionH relativeFrom="column">
+              <wp:posOffset>3200718</wp:posOffset>
+            </wp:positionH>
+            <wp:positionV relativeFrom="paragraph">
+              <wp:posOffset>4445</wp:posOffset>
+            </wp:positionV>
+            <wp:extent cx="2747962" cy="3596998"/>
+            <wp:effectExtent l="0" t="0" r="0" b="3810"/>
+            <wp:wrapNone/>
+            <wp:docPr id="1383195499" name="Slika 1"/>
+            <wp:cNvGraphicFramePr>
+              <a:graphicFrameLocks xmlns:a="http://schemas.openxmlformats.org/drawingml/2006/main" noChangeAspect="1"/>
+            </wp:cNvGraphicFramePr>
+            <a:graphic xmlns:a="http://schemas.openxmlformats.org/drawingml/2006/main">
+              <a:graphicData uri="http://schemas.openxmlformats.org/drawingml/2006/picture">
+                <pic:pic xmlns:pic="http://schemas.openxmlformats.org/drawingml/2006/picture">
+                  <pic:nvPicPr>
+                    <pic:cNvPr id="1383195499" name=""/>
+                    <pic:cNvPicPr/>
+                  </pic:nvPicPr>
+                  <pic:blipFill>
+                    <a:blip r:embed="rId49">
+                      <a:extLst>
+                        <a:ext uri="{28A0092B-C50C-407E-A947-70E740481C1C}">
+                          <a14:useLocalDpi xmlns:a14="http://schemas.microsoft.com/office/drawing/2010/main" val="0"/>
+                        </a:ext>
+                      </a:extLst>
+                    </a:blip>
+                    <a:stretch>
+                      <a:fillRect/>
+                    </a:stretch>
+                  </pic:blipFill>
+                  <pic:spPr>
+                    <a:xfrm>
+                      <a:off x="0" y="0"/>
+                      <a:ext cx="2768221" cy="3623517"/>
+                    </a:xfrm>
+                    <a:prstGeom prst="rect">
+                      <a:avLst/>
+                    </a:prstGeom>
+                  </pic:spPr>
+                </pic:pic>
+              </a:graphicData>
+            </a:graphic>
+            <wp14:sizeRelH relativeFrom="margin">
+              <wp14:pctWidth>0</wp14:pctWidth>
+            </wp14:sizeRelH>
+            <wp14:sizeRelV relativeFrom="margin">
+              <wp14:pctHeight>0</wp14:pctHeight>
+            </wp14:sizeRelV>
+          </wp:anchor>
+        </w:drawing>
+      </w:r>
+      <w:r>
+        <w:rPr>
+          <w:rFonts w:asciiTheme="minorHAnsi" w:hAnsiTheme="minorHAnsi"/>
+          <w:noProof/>
+        </w:rPr>
+        <w:drawing>
+          <wp:inline distT="0" distB="0" distL="0" distR="0" wp14:anchorId="6585A19B" wp14:editId="32E69EFD">
+            <wp:extent cx="3176587" cy="3602373"/>
+            <wp:effectExtent l="0" t="0" r="5080" b="0"/>
+            <wp:docPr id="329368735" name="Slika 1"/>
+            <wp:cNvGraphicFramePr>
+              <a:graphicFrameLocks xmlns:a="http://schemas.openxmlformats.org/drawingml/2006/main" noChangeAspect="1"/>
+            </wp:cNvGraphicFramePr>
+            <a:graphic xmlns:a="http://schemas.openxmlformats.org/drawingml/2006/main">
+              <a:graphicData uri="http://schemas.openxmlformats.org/drawingml/2006/picture">
+                <pic:pic xmlns:pic="http://schemas.openxmlformats.org/drawingml/2006/picture">
+                  <pic:nvPicPr>
+                    <pic:cNvPr id="329368735" name=""/>
+                    <pic:cNvPicPr/>
+                  </pic:nvPicPr>
+                  <pic:blipFill>
+                    <a:blip r:embed="rId50"/>
+                    <a:stretch>
+                      <a:fillRect/>
+                    </a:stretch>
+                  </pic:blipFill>
+                  <pic:spPr>
+                    <a:xfrm>
+                      <a:off x="0" y="0"/>
+                      <a:ext cx="3189026" cy="3616480"/>
+                    </a:xfrm>
+                    <a:prstGeom prst="rect">
+                      <a:avLst/>
+                    </a:prstGeom>
+                  </pic:spPr>
+                </pic:pic>
+              </a:graphicData>
+            </a:graphic>
+          </wp:inline>
+        </w:drawing>
+      </w:r>
+    </w:p>
+    <w:p>
+      <w:pPr>
+        <w:pStyle w:val="font-claude-response-body"/>
+        <w:rPr>
+          <w:rFonts w:asciiTheme="minorHAnsi" w:hAnsiTheme="minorHAnsi"/>
+        </w:rPr>
+      </w:pPr>
+      <w:r>
+        <w:rPr>
+          <w:rFonts w:asciiTheme="minorHAnsi" w:hAnsiTheme="minorHAnsi"/>
+        </w:rPr>
+        <w:t>Obe skripti nastavita delovno mapo in zaženeta API strežnik na izbranem naslovu in portu.</w:t>
+      </w:r>
+    </w:p>
+    <w:p>
+      <w:pPr>
+        <w:pStyle w:val="font-claude-response-body"/>
+        <w:rPr>
+          <w:rFonts w:asciiTheme="minorHAnsi" w:hAnsiTheme="minorHAnsi"/>
+          <w:b/>
+          <w:bCs/>
+        </w:rPr>
+      </w:pPr>
+      <w:r>
+        <w:rPr>
+          <w:rFonts w:asciiTheme="minorHAnsi" w:hAnsiTheme="minorHAnsi"/>
+          <w:b/>
+          <w:bCs/>
+        </w:rPr>
+        <w:t>Testiranje API-ja</w:t>
+      </w:r>
+    </w:p>
+    <w:p>
+      <w:pPr>
+        <w:pStyle w:val="font-claude-response-body"/>
+        <w:rPr>
+          <w:rFonts w:asciiTheme="minorHAnsi" w:hAnsiTheme="minorHAnsi"/>
+        </w:rPr>
+      </w:pPr>
+      <w:r>
+        <w:rPr>
+          <w:rFonts w:asciiTheme="minorHAnsi" w:hAnsiTheme="minorHAnsi"/>
+        </w:rPr>
+        <w:t>Za preverjanje delovanja API-ja sem pripravil avtomatizirane teste z orodjem pytest in FastAPI TestClient. Testi preverjajo:</w:t>
+      </w:r>
+    </w:p>
+    <w:p>
+      <w:pPr>
+        <w:pStyle w:val="font-claude-response-body"/>
+        <w:numPr>
+          <w:ilvl w:val="0"/>
+          <w:numId w:val="18"/>
+        </w:numPr>
+        <w:rPr>
+          <w:rFonts w:asciiTheme="minorHAnsi" w:hAnsiTheme="minorHAnsi"/>
+        </w:rPr>
+      </w:pPr>
+      <w:r>
+        <w:rPr>
+          <w:rFonts w:asciiTheme="minorHAnsi" w:hAnsiTheme="minorHAnsi"/>
+          <w:noProof/>
+        </w:rPr>
+        <w:drawing>
+          <wp:anchor distT="0" distB="0" distL="114300" distR="114300" simplePos="0" relativeHeight="251704320" behindDoc="0" locked="0" layoutInCell="1" allowOverlap="1" wp14:anchorId="56A06D44" wp14:editId="6EB9368D">
+            <wp:simplePos x="0" y="0"/>
+            <wp:positionH relativeFrom="column">
+              <wp:posOffset>185738</wp:posOffset>
+            </wp:positionH>
+            <wp:positionV relativeFrom="paragraph">
+              <wp:posOffset>237490</wp:posOffset>
+            </wp:positionV>
+            <wp:extent cx="2366645" cy="2406650"/>
+            <wp:effectExtent l="0" t="0" r="0" b="0"/>
+            <wp:wrapTopAndBottom/>
+            <wp:docPr id="1317449334" name="Slika 1"/>
+            <wp:cNvGraphicFramePr>
+              <a:graphicFrameLocks xmlns:a="http://schemas.openxmlformats.org/drawingml/2006/main" noChangeAspect="1"/>
+            </wp:cNvGraphicFramePr>
+            <a:graphic xmlns:a="http://schemas.openxmlformats.org/drawingml/2006/main">
+              <a:graphicData uri="http://schemas.openxmlformats.org/drawingml/2006/picture">
+                <pic:pic xmlns:pic="http://schemas.openxmlformats.org/drawingml/2006/picture">
+                  <pic:nvPicPr>
+                    <pic:cNvPr id="1317449334" name=""/>
+                    <pic:cNvPicPr/>
+                  </pic:nvPicPr>
+                  <pic:blipFill>
+                    <a:blip r:embed="rId51" cstate="print">
+                      <a:extLst>
+                        <a:ext uri="{28A0092B-C50C-407E-A947-70E740481C1C}">
+                          <a14:useLocalDpi xmlns:a14="http://schemas.microsoft.com/office/drawing/2010/main" val="0"/>
+                        </a:ext>
+                      </a:extLst>
+                    </a:blip>
+                    <a:stretch>
+                      <a:fillRect/>
+                    </a:stretch>
+                  </pic:blipFill>
+                  <pic:spPr>
+                    <a:xfrm>
+                      <a:off x="0" y="0"/>
+                      <a:ext cx="2366645" cy="2406650"/>
+                    </a:xfrm>
+                    <a:prstGeom prst="rect">
+                      <a:avLst/>
+                    </a:prstGeom>
+                  </pic:spPr>
+                </pic:pic>
+              </a:graphicData>
+            </a:graphic>
+          </wp:anchor>
+        </w:drawing>
+      </w:r>
+      <w:r>
+        <w:rPr>
+          <w:rFonts w:asciiTheme="minorHAnsi" w:hAnsiTheme="minorHAnsi"/>
+        </w:rPr>
+        <w:t>delovanje endpointa /health,</w:t>
+      </w:r>
+      <w:r>
+        <w:rPr>
+          <w:rFonts w:asciiTheme="minorHAnsi" w:hAnsiTheme="minorHAnsi"/>
+        </w:rPr>
+        <w:t xml:space="preserve"> </w:t>
+      </w:r>
+    </w:p>
+    <w:p>
+      <w:pPr>
+        <w:pStyle w:val="font-claude-response-body"/>
+        <w:numPr>
+          <w:ilvl w:val="0"/>
+          <w:numId w:val="18"/>
+        </w:numPr>
+        <w:rPr>
+          <w:rFonts w:asciiTheme="minorHAnsi" w:hAnsiTheme="minorHAnsi"/>
+        </w:rPr>
+      </w:pPr>
+      <w:r>
+        <w:rPr>
+          <w:rFonts w:asciiTheme="minorHAnsi" w:hAnsiTheme="minorHAnsi"/>
+        </w:rPr>
+        <w:lastRenderedPageBreak/>
+        <w:t>zavrnitev thresholda, večjega od 1,</w:t>
+      </w:r>
+    </w:p>
+    <w:p>
+      <w:pPr>
+        <w:pStyle w:val="font-claude-response-body"/>
+        <w:numPr>
+          <w:ilvl w:val="0"/>
+          <w:numId w:val="18"/>
+        </w:numPr>
+        <w:rPr>
+          <w:rFonts w:asciiTheme="minorHAnsi" w:hAnsiTheme="minorHAnsi"/>
+        </w:rPr>
+      </w:pPr>
+      <w:r>
+        <w:rPr>
+          <w:rFonts w:asciiTheme="minorHAnsi" w:hAnsiTheme="minorHAnsi"/>
+        </w:rPr>
+        <w:t>zavrnitev thresholda, manjšega od 0,</w:t>
+      </w:r>
+    </w:p>
+    <w:p>
+      <w:pPr>
+        <w:pStyle w:val="font-claude-response-body"/>
+        <w:rPr>
+          <w:rFonts w:asciiTheme="minorHAnsi" w:hAnsiTheme="minorHAnsi"/>
+        </w:rPr>
+      </w:pPr>
+      <w:r>
+        <w:rPr>
+          <w:rFonts w:asciiTheme="minorHAnsi" w:hAnsiTheme="minorHAnsi"/>
+          <w:noProof/>
+        </w:rPr>
+        <w:drawing>
+          <wp:anchor distT="0" distB="0" distL="114300" distR="114300" simplePos="0" relativeHeight="251705344" behindDoc="1" locked="0" layoutInCell="1" allowOverlap="1" wp14:anchorId="7CAC4EB0" wp14:editId="442F8975">
+            <wp:simplePos x="0" y="0"/>
+            <wp:positionH relativeFrom="page">
+              <wp:posOffset>4548188</wp:posOffset>
+            </wp:positionH>
+            <wp:positionV relativeFrom="paragraph">
+              <wp:posOffset>11113</wp:posOffset>
+            </wp:positionV>
+            <wp:extent cx="2823449" cy="4077652"/>
+            <wp:effectExtent l="0" t="0" r="0" b="0"/>
+            <wp:wrapNone/>
+            <wp:docPr id="1468879893" name="Slika 1"/>
+            <wp:cNvGraphicFramePr>
+              <a:graphicFrameLocks xmlns:a="http://schemas.openxmlformats.org/drawingml/2006/main" noChangeAspect="1"/>
+            </wp:cNvGraphicFramePr>
+            <a:graphic xmlns:a="http://schemas.openxmlformats.org/drawingml/2006/main">
+              <a:graphicData uri="http://schemas.openxmlformats.org/drawingml/2006/picture">
+                <pic:pic xmlns:pic="http://schemas.openxmlformats.org/drawingml/2006/picture">
+                  <pic:nvPicPr>
+                    <pic:cNvPr id="1468879893" name=""/>
+                    <pic:cNvPicPr/>
+                  </pic:nvPicPr>
+                  <pic:blipFill>
+                    <a:blip r:embed="rId52" cstate="print">
+                      <a:extLst>
+                        <a:ext uri="{28A0092B-C50C-407E-A947-70E740481C1C}">
+                          <a14:useLocalDpi xmlns:a14="http://schemas.microsoft.com/office/drawing/2010/main" val="0"/>
+                        </a:ext>
+                      </a:extLst>
+                    </a:blip>
+                    <a:stretch>
+                      <a:fillRect/>
+                    </a:stretch>
+                  </pic:blipFill>
+                  <pic:spPr>
+                    <a:xfrm>
+                      <a:off x="0" y="0"/>
+                      <a:ext cx="2823449" cy="4077652"/>
+                    </a:xfrm>
+                    <a:prstGeom prst="rect">
+                      <a:avLst/>
+                    </a:prstGeom>
+                  </pic:spPr>
+                </pic:pic>
+              </a:graphicData>
+            </a:graphic>
+            <wp14:sizeRelH relativeFrom="margin">
+              <wp14:pctWidth>0</wp14:pctWidth>
+            </wp14:sizeRelH>
+            <wp14:sizeRelV relativeFrom="margin">
+              <wp14:pctHeight>0</wp14:pctHeight>
+            </wp14:sizeRelV>
+          </wp:anchor>
+        </w:drawing>
+      </w:r>
+      <w:r>
+        <w:rPr>
+          <w:rFonts w:asciiTheme="minorHAnsi" w:hAnsiTheme="minorHAnsi"/>
+          <w:noProof/>
+        </w:rPr>
+        <w:drawing>
+          <wp:inline distT="0" distB="0" distL="0" distR="0" wp14:anchorId="0477EA6C" wp14:editId="5FFA822D">
+            <wp:extent cx="3607808" cy="4086225"/>
+            <wp:effectExtent l="0" t="0" r="0" b="0"/>
+            <wp:docPr id="1467294889" name="Slika 1"/>
+            <wp:cNvGraphicFramePr>
+              <a:graphicFrameLocks xmlns:a="http://schemas.openxmlformats.org/drawingml/2006/main" noChangeAspect="1"/>
+            </wp:cNvGraphicFramePr>
+            <a:graphic xmlns:a="http://schemas.openxmlformats.org/drawingml/2006/main">
+              <a:graphicData uri="http://schemas.openxmlformats.org/drawingml/2006/picture">
+                <pic:pic xmlns:pic="http://schemas.openxmlformats.org/drawingml/2006/picture">
+                  <pic:nvPicPr>
+                    <pic:cNvPr id="1467294889" name=""/>
+                    <pic:cNvPicPr/>
+                  </pic:nvPicPr>
+                  <pic:blipFill>
+                    <a:blip r:embed="rId53"/>
+                    <a:stretch>
+                      <a:fillRect/>
+                    </a:stretch>
+                  </pic:blipFill>
+                  <pic:spPr>
+                    <a:xfrm>
+                      <a:off x="0" y="0"/>
+                      <a:ext cx="3614979" cy="4094347"/>
+                    </a:xfrm>
+                    <a:prstGeom prst="rect">
+                      <a:avLst/>
+                    </a:prstGeom>
+                  </pic:spPr>
+                </pic:pic>
+              </a:graphicData>
+            </a:graphic>
+          </wp:inline>
+        </w:drawing>
+      </w:r>
+      <w:r>
+        <w:rPr>
+          <w:noProof/>
+        </w:rPr>
+        <w:t xml:space="preserve"> </w:t>
+      </w:r>
+    </w:p>
+    <w:p>
+      <w:pPr>
+        <w:pStyle w:val="font-claude-response-body"/>
+        <w:numPr>
+          <w:ilvl w:val="0"/>
+          <w:numId w:val="19"/>
+        </w:numPr>
+        <w:rPr>
+          <w:rFonts w:asciiTheme="minorHAnsi" w:hAnsiTheme="minorHAnsi"/>
+        </w:rPr>
+      </w:pPr>
+      <w:r>
+        <w:rPr>
+          <w:rFonts w:asciiTheme="minorHAnsi" w:hAnsiTheme="minorHAnsi"/>
+        </w:rPr>
+        <w:t>pravilen odgovor endpointa /predict-face, ko obraz ni zaznan,</w:t>
+      </w:r>
+    </w:p>
+    <w:p>
+      <w:pPr>
+        <w:pStyle w:val="font-claude-response-body"/>
+        <w:numPr>
+          <w:ilvl w:val="0"/>
+          <w:numId w:val="19"/>
+        </w:numPr>
+        <w:rPr>
+          <w:rFonts w:asciiTheme="minorHAnsi" w:hAnsiTheme="minorHAnsi"/>
+        </w:rPr>
+      </w:pPr>
+      <w:r>
+        <w:rPr>
+          <w:rFonts w:asciiTheme="minorHAnsi" w:hAnsiTheme="minorHAnsi"/>
+        </w:rPr>
+        <w:t>pravilen odgovor endpointa /verify-face, ko obraz ni zaznan.</w:t>
+      </w:r>
+    </w:p>
+    <w:p>
+      <w:pPr>
+        <w:pStyle w:val="font-claude-response-body"/>
+        <w:rPr>
+          <w:rFonts w:asciiTheme="minorHAnsi" w:hAnsiTheme="minorHAnsi"/>
+        </w:rPr>
+      </w:pPr>
+      <w:r>
+        <w:rPr>
+          <w:rFonts w:asciiTheme="minorHAnsi" w:hAnsiTheme="minorHAnsi"/>
+          <w:noProof/>
+        </w:rPr>
+        <w:drawing>
+          <wp:inline distT="0" distB="0" distL="0" distR="0" wp14:anchorId="36E1A2A7" wp14:editId="25D55D2B">
+            <wp:extent cx="3443287" cy="2811335"/>
+            <wp:effectExtent l="0" t="0" r="5080" b="8255"/>
+            <wp:docPr id="931401237" name="Slika 1"/>
+            <wp:cNvGraphicFramePr>
+              <a:graphicFrameLocks xmlns:a="http://schemas.openxmlformats.org/drawingml/2006/main" noChangeAspect="1"/>
+            </wp:cNvGraphicFramePr>
+            <a:graphic xmlns:a="http://schemas.openxmlformats.org/drawingml/2006/main">
+              <a:graphicData uri="http://schemas.openxmlformats.org/drawingml/2006/picture">
+                <pic:pic xmlns:pic="http://schemas.openxmlformats.org/drawingml/2006/picture">
+                  <pic:nvPicPr>
+                    <pic:cNvPr id="931401237" name=""/>
+                    <pic:cNvPicPr/>
+                  </pic:nvPicPr>
+                  <pic:blipFill>
+                    <a:blip r:embed="rId54"/>
+                    <a:stretch>
+                      <a:fillRect/>
+                    </a:stretch>
+                  </pic:blipFill>
+                  <pic:spPr>
+                    <a:xfrm>
+                      <a:off x="0" y="0"/>
+                      <a:ext cx="3443772" cy="2811731"/>
+                    </a:xfrm>
+                    <a:prstGeom prst="rect">
+                      <a:avLst/>
+                    </a:prstGeom>
+                  </pic:spPr>
+                </pic:pic>
+              </a:graphicData>
+            </a:graphic>
+          </wp:inline>
+        </w:drawing>
+      </w:r>
+    </w:p>
+    <w:p>
+      <w:pPr>
+        <w:pStyle w:val="font-claude-response-body"/>
+        <w:rPr>
+          <w:rFonts w:asciiTheme="minorHAnsi" w:hAnsiTheme="minorHAnsi"/>
+        </w:rPr>
+      </w:pPr>
+    </w:p>
     <w:sectPr>
       <w:pgSz w:w="11906" w:h="16838"/>
       <w:pgMar w:top="1417" w:right="1417" w:bottom="1417" w:left="1417" w:header="708" w:footer="708" w:gutter="0"/>
@@ -7321,6 +7804,119 @@
 <file path=word/numbering.xml><?xml version="1.0" encoding="utf-8"?>
 <w:numbering xmlns:wpc="http://schemas.microsoft.com/office/word/2010/wordprocessingCanvas" xmlns:cx="http://schemas.microsoft.com/office/drawing/2014/chartex" xmlns:cx1="http://schemas.microsoft.com/office/drawing/2015/9/8/chartex" xmlns:cx2="http://schemas.microsoft.com/office/drawing/2015/10/21/chartex" xmlns:cx3="http://schemas.microsoft.com/office/drawing/2016/5/9/chartex" xmlns:cx4="http://schemas.microsoft.com/office/drawing/2016/5/10/chartex" xmlns:cx5="http://schemas.microsoft.com/office/drawing/2016/5/11/chartex" xmlns:cx6="http://schemas.microsoft.com/office/drawing/2016/5/12/chartex" xmlns:cx7="http://schemas.microsoft.com/office/drawing/2016/5/13/chartex" xmlns:cx8="http://schemas.microsoft.com/office/drawing/2016/5/14/chartex" xmlns:mc="http://schemas.openxmlformats.org/markup-compatibility/2006" xmlns:aink="http://schemas.microsoft.com/office/drawing/2016/ink" xmlns:am3d="http://schemas.microsoft.com/office/drawing/2017/model3d" xmlns:o="urn:schemas-microsoft-com:office:office" xmlns:oel="http://schemas.microsoft.com/office/2019/extlst" xmlns:r="http://schemas.openxmlformats.org/officeDocument/2006/relationships" xmlns:m="http://schemas.openxmlformats.org/officeDocument/2006/math" xmlns:v="urn:schemas-microsoft-com:vml" xmlns:wp14="http://schemas.microsoft.com/office/word/2010/wordprocessingDrawing" xmlns:wp="http://schemas.openxmlformats.org/drawingml/2006/wordprocessingDrawing" xmlns:w10="urn:schemas-microsoft-com:office:word" xmlns:w="http://schemas.openxmlformats.org/wordprocessingml/2006/main" xmlns:w14="http://schemas.microsoft.com/office/word/2010/wordml" xmlns:w15="http://schemas.microsoft.com/office/word/2012/wordml" xmlns:w16cex="http://schemas.microsoft.com/office/word/2018/wordml/cex" xmlns:w16cid="http://schemas.microsoft.com/office/word/2016/wordml/cid" xmlns:w16="http://schemas.microsoft.com/office/word/2018/wordml" xmlns:w16du="http://schemas.microsoft.com/office/word/2023/wordml/word16du" xmlns:w16sdtdh="http://schemas.microsoft.com/office/word/2020/wordml/sdtdatahash" xmlns:w16sdtfl="http://schemas.microsoft.com/office/word/2024/wordml/sdtformatlock" xmlns:w16se="http://schemas.microsoft.com/office/word/2015/wordml/symex" xmlns:wpg="http://schemas.microsoft.com/office/word/2010/wordprocessingGroup" xmlns:wpi="http://schemas.microsoft.com/office/word/2010/wordprocessingInk" xmlns:wne="http://schemas.microsoft.com/office/word/2006/wordml" xmlns:wps="http://schemas.microsoft.com/office/word/2010/wordprocessingShape" mc:Ignorable="w14 w15 w16se w16cid w16 w16cex w16sdtdh w16sdtfl w16du wp14">
   <w:abstractNum w:abstractNumId="0" w15:restartNumberingAfterBreak="0">
+    <w:nsid w:val="09BF0AF1"/>
+    <w:multiLevelType w:val="hybridMultilevel"/>
+    <w:tmpl w:val="36C46224"/>
+    <w:lvl w:ilvl="0" w:tplc="20000001">
+      <w:start w:val="1"/>
+      <w:numFmt w:val="bullet"/>
+      <w:lvlText w:val=""/>
+      <w:lvlJc w:val="left"/>
+      <w:pPr>
+        <w:ind w:left="720" w:hanging="360"/>
+      </w:pPr>
+      <w:rPr>
+        <w:rFonts w:ascii="Symbol" w:hAnsi="Symbol" w:hint="default"/>
+      </w:rPr>
+    </w:lvl>
+    <w:lvl w:ilvl="1" w:tplc="20000003" w:tentative="1">
+      <w:start w:val="1"/>
+      <w:numFmt w:val="bullet"/>
+      <w:lvlText w:val="o"/>
+      <w:lvlJc w:val="left"/>
+      <w:pPr>
+        <w:ind w:left="1440" w:hanging="360"/>
+      </w:pPr>
+      <w:rPr>
+        <w:rFonts w:ascii="Courier New" w:hAnsi="Courier New" w:cs="Courier New" w:hint="default"/>
+      </w:rPr>
+    </w:lvl>
+    <w:lvl w:ilvl="2" w:tplc="20000005" w:tentative="1">
+      <w:start w:val="1"/>
+      <w:numFmt w:val="bullet"/>
+      <w:lvlText w:val=""/>
+      <w:lvlJc w:val="left"/>
+      <w:pPr>
+        <w:ind w:left="2160" w:hanging="360"/>
+      </w:pPr>
+      <w:rPr>
+        <w:rFonts w:ascii="Wingdings" w:hAnsi="Wingdings" w:hint="default"/>
+      </w:rPr>
+    </w:lvl>
+    <w:lvl w:ilvl="3" w:tplc="20000001" w:tentative="1">
+      <w:start w:val="1"/>
+      <w:numFmt w:val="bullet"/>
+      <w:lvlText w:val=""/>
+      <w:lvlJc w:val="left"/>
+      <w:pPr>
+        <w:ind w:left="2880" w:hanging="360"/>
+      </w:pPr>
+      <w:rPr>
+        <w:rFonts w:ascii="Symbol" w:hAnsi="Symbol" w:hint="default"/>
+      </w:rPr>
+    </w:lvl>
+    <w:lvl w:ilvl="4" w:tplc="20000003" w:tentative="1">
+      <w:start w:val="1"/>
+      <w:numFmt w:val="bullet"/>
+      <w:lvlText w:val="o"/>
+      <w:lvlJc w:val="left"/>
+      <w:pPr>
+        <w:ind w:left="3600" w:hanging="360"/>
+      </w:pPr>
+      <w:rPr>
+        <w:rFonts w:ascii="Courier New" w:hAnsi="Courier New" w:cs="Courier New" w:hint="default"/>
+      </w:rPr>
+    </w:lvl>
+    <w:lvl w:ilvl="5" w:tplc="20000005" w:tentative="1">
+      <w:start w:val="1"/>
+      <w:numFmt w:val="bullet"/>
+      <w:lvlText w:val=""/>
+      <w:lvlJc w:val="left"/>
+      <w:pPr>
+        <w:ind w:left="4320" w:hanging="360"/>
+      </w:pPr>
+      <w:rPr>
+        <w:rFonts w:ascii="Wingdings" w:hAnsi="Wingdings" w:hint="default"/>
+      </w:rPr>
+    </w:lvl>
+    <w:lvl w:ilvl="6" w:tplc="20000001" w:tentative="1">
+      <w:start w:val="1"/>
+      <w:numFmt w:val="bullet"/>
+      <w:lvlText w:val=""/>
+      <w:lvlJc w:val="left"/>
+      <w:pPr>
+        <w:ind w:left="5040" w:hanging="360"/>
+      </w:pPr>
+      <w:rPr>
+        <w:rFonts w:ascii="Symbol" w:hAnsi="Symbol" w:hint="default"/>
+      </w:rPr>
+    </w:lvl>
+    <w:lvl w:ilvl="7" w:tplc="20000003" w:tentative="1">
+      <w:start w:val="1"/>
+      <w:numFmt w:val="bullet"/>
+      <w:lvlText w:val="o"/>
+      <w:lvlJc w:val="left"/>
+      <w:pPr>
+        <w:ind w:left="5760" w:hanging="360"/>
+      </w:pPr>
+      <w:rPr>
+        <w:rFonts w:ascii="Courier New" w:hAnsi="Courier New" w:cs="Courier New" w:hint="default"/>
+      </w:rPr>
+    </w:lvl>
+    <w:lvl w:ilvl="8" w:tplc="20000005" w:tentative="1">
+      <w:start w:val="1"/>
+      <w:numFmt w:val="bullet"/>
+      <w:lvlText w:val=""/>
+      <w:lvlJc w:val="left"/>
+      <w:pPr>
+        <w:ind w:left="6480" w:hanging="360"/>
+      </w:pPr>
+      <w:rPr>
+        <w:rFonts w:ascii="Wingdings" w:hAnsi="Wingdings" w:hint="default"/>
+      </w:rPr>
+    </w:lvl>
+  </w:abstractNum>
+  <w:abstractNum w:abstractNumId="1" w15:restartNumberingAfterBreak="0">
     <w:nsid w:val="0B59796F"/>
     <w:multiLevelType w:val="multilevel"/>
     <w:tmpl w:val="3F82B288"/>
@@ -7469,7 +8065,93 @@
       </w:rPr>
     </w:lvl>
   </w:abstractNum>
-  <w:abstractNum w:abstractNumId="1" w15:restartNumberingAfterBreak="0">
+  <w:abstractNum w:abstractNumId="2" w15:restartNumberingAfterBreak="0">
+    <w:nsid w:val="0E5454A4"/>
+    <w:multiLevelType w:val="hybridMultilevel"/>
+    <w:tmpl w:val="CA7ECABE"/>
+    <w:lvl w:ilvl="0" w:tplc="2000000F">
+      <w:start w:val="1"/>
+      <w:numFmt w:val="decimal"/>
+      <w:lvlText w:val="%1."/>
+      <w:lvlJc w:val="left"/>
+      <w:pPr>
+        <w:ind w:left="720" w:hanging="360"/>
+      </w:pPr>
+    </w:lvl>
+    <w:lvl w:ilvl="1" w:tplc="20000019" w:tentative="1">
+      <w:start w:val="1"/>
+      <w:numFmt w:val="lowerLetter"/>
+      <w:lvlText w:val="%2."/>
+      <w:lvlJc w:val="left"/>
+      <w:pPr>
+        <w:ind w:left="1440" w:hanging="360"/>
+      </w:pPr>
+    </w:lvl>
+    <w:lvl w:ilvl="2" w:tplc="2000001B" w:tentative="1">
+      <w:start w:val="1"/>
+      <w:numFmt w:val="lowerRoman"/>
+      <w:lvlText w:val="%3."/>
+      <w:lvlJc w:val="right"/>
+      <w:pPr>
+        <w:ind w:left="2160" w:hanging="180"/>
+      </w:pPr>
+    </w:lvl>
+    <w:lvl w:ilvl="3" w:tplc="2000000F" w:tentative="1">
+      <w:start w:val="1"/>
+      <w:numFmt w:val="decimal"/>
+      <w:lvlText w:val="%4."/>
+      <w:lvlJc w:val="left"/>
+      <w:pPr>
+        <w:ind w:left="2880" w:hanging="360"/>
+      </w:pPr>
+    </w:lvl>
+    <w:lvl w:ilvl="4" w:tplc="20000019" w:tentative="1">
+      <w:start w:val="1"/>
+      <w:numFmt w:val="lowerLetter"/>
+      <w:lvlText w:val="%5."/>
+      <w:lvlJc w:val="left"/>
+      <w:pPr>
+        <w:ind w:left="3600" w:hanging="360"/>
+      </w:pPr>
+    </w:lvl>
+    <w:lvl w:ilvl="5" w:tplc="2000001B" w:tentative="1">
+      <w:start w:val="1"/>
+      <w:numFmt w:val="lowerRoman"/>
+      <w:lvlText w:val="%6."/>
+      <w:lvlJc w:val="right"/>
+      <w:pPr>
+        <w:ind w:left="4320" w:hanging="180"/>
+      </w:pPr>
+    </w:lvl>
+    <w:lvl w:ilvl="6" w:tplc="2000000F" w:tentative="1">
+      <w:start w:val="1"/>
+      <w:numFmt w:val="decimal"/>
+      <w:lvlText w:val="%7."/>
+      <w:lvlJc w:val="left"/>
+      <w:pPr>
+        <w:ind w:left="5040" w:hanging="360"/>
+      </w:pPr>
+    </w:lvl>
+    <w:lvl w:ilvl="7" w:tplc="20000019" w:tentative="1">
+      <w:start w:val="1"/>
+      <w:numFmt w:val="lowerLetter"/>
+      <w:lvlText w:val="%8."/>
+      <w:lvlJc w:val="left"/>
+      <w:pPr>
+        <w:ind w:left="5760" w:hanging="360"/>
+      </w:pPr>
+    </w:lvl>
+    <w:lvl w:ilvl="8" w:tplc="2000001B" w:tentative="1">
+      <w:start w:val="1"/>
+      <w:numFmt w:val="lowerRoman"/>
+      <w:lvlText w:val="%9."/>
+      <w:lvlJc w:val="right"/>
+      <w:pPr>
+        <w:ind w:left="6480" w:hanging="180"/>
+      </w:pPr>
+    </w:lvl>
+  </w:abstractNum>
+  <w:abstractNum w:abstractNumId="3" w15:restartNumberingAfterBreak="0">
     <w:nsid w:val="255573C7"/>
     <w:multiLevelType w:val="multilevel"/>
     <w:tmpl w:val="3F82B288"/>
@@ -7618,7 +8300,7 @@
       </w:rPr>
     </w:lvl>
   </w:abstractNum>
-  <w:abstractNum w:abstractNumId="2" w15:restartNumberingAfterBreak="0">
+  <w:abstractNum w:abstractNumId="4" w15:restartNumberingAfterBreak="0">
     <w:nsid w:val="29FF5410"/>
     <w:multiLevelType w:val="multilevel"/>
     <w:tmpl w:val="3F82B288"/>
@@ -7767,7 +8449,7 @@
       </w:rPr>
     </w:lvl>
   </w:abstractNum>
-  <w:abstractNum w:abstractNumId="3" w15:restartNumberingAfterBreak="0">
+  <w:abstractNum w:abstractNumId="5" w15:restartNumberingAfterBreak="0">
     <w:nsid w:val="31176F30"/>
     <w:multiLevelType w:val="multilevel"/>
     <w:tmpl w:val="8A0A2212"/>
@@ -7916,7 +8598,7 @@
       </w:rPr>
     </w:lvl>
   </w:abstractNum>
-  <w:abstractNum w:abstractNumId="4" w15:restartNumberingAfterBreak="0">
+  <w:abstractNum w:abstractNumId="6" w15:restartNumberingAfterBreak="0">
     <w:nsid w:val="32F04D24"/>
     <w:multiLevelType w:val="multilevel"/>
     <w:tmpl w:val="2774EC3C"/>
@@ -8065,7 +8747,7 @@
       </w:rPr>
     </w:lvl>
   </w:abstractNum>
-  <w:abstractNum w:abstractNumId="5" w15:restartNumberingAfterBreak="0">
+  <w:abstractNum w:abstractNumId="7" w15:restartNumberingAfterBreak="0">
     <w:nsid w:val="3D761F9A"/>
     <w:multiLevelType w:val="multilevel"/>
     <w:tmpl w:val="3F82B288"/>
@@ -8214,7 +8896,120 @@
       </w:rPr>
     </w:lvl>
   </w:abstractNum>
-  <w:abstractNum w:abstractNumId="6" w15:restartNumberingAfterBreak="0">
+  <w:abstractNum w:abstractNumId="8" w15:restartNumberingAfterBreak="0">
+    <w:nsid w:val="42DF1CFA"/>
+    <w:multiLevelType w:val="hybridMultilevel"/>
+    <w:tmpl w:val="CB6ED12C"/>
+    <w:lvl w:ilvl="0" w:tplc="20000001">
+      <w:start w:val="1"/>
+      <w:numFmt w:val="bullet"/>
+      <w:lvlText w:val=""/>
+      <w:lvlJc w:val="left"/>
+      <w:pPr>
+        <w:ind w:left="720" w:hanging="360"/>
+      </w:pPr>
+      <w:rPr>
+        <w:rFonts w:ascii="Symbol" w:hAnsi="Symbol" w:hint="default"/>
+      </w:rPr>
+    </w:lvl>
+    <w:lvl w:ilvl="1" w:tplc="20000003" w:tentative="1">
+      <w:start w:val="1"/>
+      <w:numFmt w:val="bullet"/>
+      <w:lvlText w:val="o"/>
+      <w:lvlJc w:val="left"/>
+      <w:pPr>
+        <w:ind w:left="1440" w:hanging="360"/>
+      </w:pPr>
+      <w:rPr>
+        <w:rFonts w:ascii="Courier New" w:hAnsi="Courier New" w:cs="Courier New" w:hint="default"/>
+      </w:rPr>
+    </w:lvl>
+    <w:lvl w:ilvl="2" w:tplc="20000005" w:tentative="1">
+      <w:start w:val="1"/>
+      <w:numFmt w:val="bullet"/>
+      <w:lvlText w:val=""/>
+      <w:lvlJc w:val="left"/>
+      <w:pPr>
+        <w:ind w:left="2160" w:hanging="360"/>
+      </w:pPr>
+      <w:rPr>
+        <w:rFonts w:ascii="Wingdings" w:hAnsi="Wingdings" w:hint="default"/>
+      </w:rPr>
+    </w:lvl>
+    <w:lvl w:ilvl="3" w:tplc="20000001" w:tentative="1">
+      <w:start w:val="1"/>
+      <w:numFmt w:val="bullet"/>
+      <w:lvlText w:val=""/>
+      <w:lvlJc w:val="left"/>
+      <w:pPr>
+        <w:ind w:left="2880" w:hanging="360"/>
+      </w:pPr>
+      <w:rPr>
+        <w:rFonts w:ascii="Symbol" w:hAnsi="Symbol" w:hint="default"/>
+      </w:rPr>
+    </w:lvl>
+    <w:lvl w:ilvl="4" w:tplc="20000003" w:tentative="1">
+      <w:start w:val="1"/>
+      <w:numFmt w:val="bullet"/>
+      <w:lvlText w:val="o"/>
+      <w:lvlJc w:val="left"/>
+      <w:pPr>
+        <w:ind w:left="3600" w:hanging="360"/>
+      </w:pPr>
+      <w:rPr>
+        <w:rFonts w:ascii="Courier New" w:hAnsi="Courier New" w:cs="Courier New" w:hint="default"/>
+      </w:rPr>
+    </w:lvl>
+    <w:lvl w:ilvl="5" w:tplc="20000005" w:tentative="1">
+      <w:start w:val="1"/>
+      <w:numFmt w:val="bullet"/>
+      <w:lvlText w:val=""/>
+      <w:lvlJc w:val="left"/>
+      <w:pPr>
+        <w:ind w:left="4320" w:hanging="360"/>
+      </w:pPr>
+      <w:rPr>
+        <w:rFonts w:ascii="Wingdings" w:hAnsi="Wingdings" w:hint="default"/>
+      </w:rPr>
+    </w:lvl>
+    <w:lvl w:ilvl="6" w:tplc="20000001" w:tentative="1">
+      <w:start w:val="1"/>
+      <w:numFmt w:val="bullet"/>
+      <w:lvlText w:val=""/>
+      <w:lvlJc w:val="left"/>
+      <w:pPr>
+        <w:ind w:left="5040" w:hanging="360"/>
+      </w:pPr>
+      <w:rPr>
+        <w:rFonts w:ascii="Symbol" w:hAnsi="Symbol" w:hint="default"/>
+      </w:rPr>
+    </w:lvl>
+    <w:lvl w:ilvl="7" w:tplc="20000003" w:tentative="1">
+      <w:start w:val="1"/>
+      <w:numFmt w:val="bullet"/>
+      <w:lvlText w:val="o"/>
+      <w:lvlJc w:val="left"/>
+      <w:pPr>
+        <w:ind w:left="5760" w:hanging="360"/>
+      </w:pPr>
+      <w:rPr>
+        <w:rFonts w:ascii="Courier New" w:hAnsi="Courier New" w:cs="Courier New" w:hint="default"/>
+      </w:rPr>
+    </w:lvl>
+    <w:lvl w:ilvl="8" w:tplc="20000005" w:tentative="1">
+      <w:start w:val="1"/>
+      <w:numFmt w:val="bullet"/>
+      <w:lvlText w:val=""/>
+      <w:lvlJc w:val="left"/>
+      <w:pPr>
+        <w:ind w:left="6480" w:hanging="360"/>
+      </w:pPr>
+      <w:rPr>
+        <w:rFonts w:ascii="Wingdings" w:hAnsi="Wingdings" w:hint="default"/>
+      </w:rPr>
+    </w:lvl>
+  </w:abstractNum>
+  <w:abstractNum w:abstractNumId="9" w15:restartNumberingAfterBreak="0">
     <w:nsid w:val="43B419A3"/>
     <w:multiLevelType w:val="multilevel"/>
     <w:tmpl w:val="94228888"/>
@@ -8363,7 +9158,7 @@
       </w:rPr>
     </w:lvl>
   </w:abstractNum>
-  <w:abstractNum w:abstractNumId="7" w15:restartNumberingAfterBreak="0">
+  <w:abstractNum w:abstractNumId="10" w15:restartNumberingAfterBreak="0">
     <w:nsid w:val="4F511EC9"/>
     <w:multiLevelType w:val="multilevel"/>
     <w:tmpl w:val="8FCAE1A8"/>
@@ -8512,7 +9307,120 @@
       </w:rPr>
     </w:lvl>
   </w:abstractNum>
-  <w:abstractNum w:abstractNumId="8" w15:restartNumberingAfterBreak="0">
+  <w:abstractNum w:abstractNumId="11" w15:restartNumberingAfterBreak="0">
+    <w:nsid w:val="53616977"/>
+    <w:multiLevelType w:val="hybridMultilevel"/>
+    <w:tmpl w:val="99781790"/>
+    <w:lvl w:ilvl="0" w:tplc="20000001">
+      <w:start w:val="1"/>
+      <w:numFmt w:val="bullet"/>
+      <w:lvlText w:val=""/>
+      <w:lvlJc w:val="left"/>
+      <w:pPr>
+        <w:ind w:left="720" w:hanging="360"/>
+      </w:pPr>
+      <w:rPr>
+        <w:rFonts w:ascii="Symbol" w:hAnsi="Symbol" w:hint="default"/>
+      </w:rPr>
+    </w:lvl>
+    <w:lvl w:ilvl="1" w:tplc="20000003" w:tentative="1">
+      <w:start w:val="1"/>
+      <w:numFmt w:val="bullet"/>
+      <w:lvlText w:val="o"/>
+      <w:lvlJc w:val="left"/>
+      <w:pPr>
+        <w:ind w:left="1440" w:hanging="360"/>
+      </w:pPr>
+      <w:rPr>
+        <w:rFonts w:ascii="Courier New" w:hAnsi="Courier New" w:cs="Courier New" w:hint="default"/>
+      </w:rPr>
+    </w:lvl>
+    <w:lvl w:ilvl="2" w:tplc="20000005" w:tentative="1">
+      <w:start w:val="1"/>
+      <w:numFmt w:val="bullet"/>
+      <w:lvlText w:val=""/>
+      <w:lvlJc w:val="left"/>
+      <w:pPr>
+        <w:ind w:left="2160" w:hanging="360"/>
+      </w:pPr>
+      <w:rPr>
+        <w:rFonts w:ascii="Wingdings" w:hAnsi="Wingdings" w:hint="default"/>
+      </w:rPr>
+    </w:lvl>
+    <w:lvl w:ilvl="3" w:tplc="20000001" w:tentative="1">
+      <w:start w:val="1"/>
+      <w:numFmt w:val="bullet"/>
+      <w:lvlText w:val=""/>
+      <w:lvlJc w:val="left"/>
+      <w:pPr>
+        <w:ind w:left="2880" w:hanging="360"/>
+      </w:pPr>
+      <w:rPr>
+        <w:rFonts w:ascii="Symbol" w:hAnsi="Symbol" w:hint="default"/>
+      </w:rPr>
+    </w:lvl>
+    <w:lvl w:ilvl="4" w:tplc="20000003" w:tentative="1">
+      <w:start w:val="1"/>
+      <w:numFmt w:val="bullet"/>
+      <w:lvlText w:val="o"/>
+      <w:lvlJc w:val="left"/>
+      <w:pPr>
+        <w:ind w:left="3600" w:hanging="360"/>
+      </w:pPr>
+      <w:rPr>
+        <w:rFonts w:ascii="Courier New" w:hAnsi="Courier New" w:cs="Courier New" w:hint="default"/>
+      </w:rPr>
+    </w:lvl>
+    <w:lvl w:ilvl="5" w:tplc="20000005" w:tentative="1">
+      <w:start w:val="1"/>
+      <w:numFmt w:val="bullet"/>
+      <w:lvlText w:val=""/>
+      <w:lvlJc w:val="left"/>
+      <w:pPr>
+        <w:ind w:left="4320" w:hanging="360"/>
+      </w:pPr>
+      <w:rPr>
+        <w:rFonts w:ascii="Wingdings" w:hAnsi="Wingdings" w:hint="default"/>
+      </w:rPr>
+    </w:lvl>
+    <w:lvl w:ilvl="6" w:tplc="20000001" w:tentative="1">
+      <w:start w:val="1"/>
+      <w:numFmt w:val="bullet"/>
+      <w:lvlText w:val=""/>
+      <w:lvlJc w:val="left"/>
+      <w:pPr>
+        <w:ind w:left="5040" w:hanging="360"/>
+      </w:pPr>
+      <w:rPr>
+        <w:rFonts w:ascii="Symbol" w:hAnsi="Symbol" w:hint="default"/>
+      </w:rPr>
+    </w:lvl>
+    <w:lvl w:ilvl="7" w:tplc="20000003" w:tentative="1">
+      <w:start w:val="1"/>
+      <w:numFmt w:val="bullet"/>
+      <w:lvlText w:val="o"/>
+      <w:lvlJc w:val="left"/>
+      <w:pPr>
+        <w:ind w:left="5760" w:hanging="360"/>
+      </w:pPr>
+      <w:rPr>
+        <w:rFonts w:ascii="Courier New" w:hAnsi="Courier New" w:cs="Courier New" w:hint="default"/>
+      </w:rPr>
+    </w:lvl>
+    <w:lvl w:ilvl="8" w:tplc="20000005" w:tentative="1">
+      <w:start w:val="1"/>
+      <w:numFmt w:val="bullet"/>
+      <w:lvlText w:val=""/>
+      <w:lvlJc w:val="left"/>
+      <w:pPr>
+        <w:ind w:left="6480" w:hanging="360"/>
+      </w:pPr>
+      <w:rPr>
+        <w:rFonts w:ascii="Wingdings" w:hAnsi="Wingdings" w:hint="default"/>
+      </w:rPr>
+    </w:lvl>
+  </w:abstractNum>
+  <w:abstractNum w:abstractNumId="12" w15:restartNumberingAfterBreak="0">
     <w:nsid w:val="540C159E"/>
     <w:multiLevelType w:val="hybridMultilevel"/>
     <w:tmpl w:val="084C975C"/>
@@ -8625,7 +9533,7 @@
       </w:rPr>
     </w:lvl>
   </w:abstractNum>
-  <w:abstractNum w:abstractNumId="9" w15:restartNumberingAfterBreak="0">
+  <w:abstractNum w:abstractNumId="13" w15:restartNumberingAfterBreak="0">
     <w:nsid w:val="5B5B782F"/>
     <w:multiLevelType w:val="multilevel"/>
     <w:tmpl w:val="D4C2A85C"/>
@@ -8774,7 +9682,7 @@
       </w:rPr>
     </w:lvl>
   </w:abstractNum>
-  <w:abstractNum w:abstractNumId="10" w15:restartNumberingAfterBreak="0">
+  <w:abstractNum w:abstractNumId="14" w15:restartNumberingAfterBreak="0">
     <w:nsid w:val="5F365B66"/>
     <w:multiLevelType w:val="hybridMultilevel"/>
     <w:tmpl w:val="4E162F58"/>
@@ -8887,7 +9795,7 @@
       </w:rPr>
     </w:lvl>
   </w:abstractNum>
-  <w:abstractNum w:abstractNumId="11" w15:restartNumberingAfterBreak="0">
+  <w:abstractNum w:abstractNumId="15" w15:restartNumberingAfterBreak="0">
     <w:nsid w:val="6C3A485B"/>
     <w:multiLevelType w:val="hybridMultilevel"/>
     <w:tmpl w:val="F07A4270"/>
@@ -9000,7 +9908,7 @@
       </w:rPr>
     </w:lvl>
   </w:abstractNum>
-  <w:abstractNum w:abstractNumId="12" w15:restartNumberingAfterBreak="0">
+  <w:abstractNum w:abstractNumId="16" w15:restartNumberingAfterBreak="0">
     <w:nsid w:val="74301A58"/>
     <w:multiLevelType w:val="multilevel"/>
     <w:tmpl w:val="C284F9EA"/>
@@ -9149,7 +10057,7 @@
       </w:rPr>
     </w:lvl>
   </w:abstractNum>
-  <w:abstractNum w:abstractNumId="13" w15:restartNumberingAfterBreak="0">
+  <w:abstractNum w:abstractNumId="17" w15:restartNumberingAfterBreak="0">
     <w:nsid w:val="77390E7B"/>
     <w:multiLevelType w:val="hybridMultilevel"/>
     <w:tmpl w:val="3CB2EF18"/>
@@ -9261,7 +10169,7 @@
       </w:rPr>
     </w:lvl>
   </w:abstractNum>
-  <w:abstractNum w:abstractNumId="14" w15:restartNumberingAfterBreak="0">
+  <w:abstractNum w:abstractNumId="18" w15:restartNumberingAfterBreak="0">
     <w:nsid w:val="78995A77"/>
     <w:multiLevelType w:val="multilevel"/>
     <w:tmpl w:val="7FDA5DF4"/>
@@ -9411,49 +10319,61 @@
     </w:lvl>
   </w:abstractNum>
   <w:num w:numId="1" w16cid:durableId="1315067837">
+    <w:abstractNumId w:val="10"/>
+  </w:num>
+  <w:num w:numId="2" w16cid:durableId="838930428">
+    <w:abstractNumId w:val="6"/>
+  </w:num>
+  <w:num w:numId="3" w16cid:durableId="705059866">
+    <w:abstractNumId w:val="13"/>
+  </w:num>
+  <w:num w:numId="4" w16cid:durableId="1031685957">
     <w:abstractNumId w:val="7"/>
   </w:num>
-  <w:num w:numId="2" w16cid:durableId="838930428">
+  <w:num w:numId="5" w16cid:durableId="642273216">
+    <w:abstractNumId w:val="16"/>
+  </w:num>
+  <w:num w:numId="6" w16cid:durableId="1556429032">
+    <w:abstractNumId w:val="14"/>
+  </w:num>
+  <w:num w:numId="7" w16cid:durableId="2067214714">
+    <w:abstractNumId w:val="17"/>
+  </w:num>
+  <w:num w:numId="8" w16cid:durableId="39482929">
+    <w:abstractNumId w:val="15"/>
+  </w:num>
+  <w:num w:numId="9" w16cid:durableId="1456176732">
+    <w:abstractNumId w:val="12"/>
+  </w:num>
+  <w:num w:numId="10" w16cid:durableId="1813866870">
+    <w:abstractNumId w:val="1"/>
+  </w:num>
+  <w:num w:numId="11" w16cid:durableId="1905606871">
+    <w:abstractNumId w:val="3"/>
+  </w:num>
+  <w:num w:numId="12" w16cid:durableId="658579132">
     <w:abstractNumId w:val="4"/>
   </w:num>
-  <w:num w:numId="3" w16cid:durableId="705059866">
+  <w:num w:numId="13" w16cid:durableId="1252661660">
+    <w:abstractNumId w:val="5"/>
+  </w:num>
+  <w:num w:numId="14" w16cid:durableId="569464681">
     <w:abstractNumId w:val="9"/>
   </w:num>
-  <w:num w:numId="4" w16cid:durableId="1031685957">
-    <w:abstractNumId w:val="5"/>
+  <w:num w:numId="15" w16cid:durableId="1699696261">
+    <w:abstractNumId w:val="18"/>
   </w:num>
-  <w:num w:numId="5" w16cid:durableId="642273216">
-    <w:abstractNumId w:val="12"/>
+  <w:num w:numId="16" w16cid:durableId="1950769408">
+    <w:abstractNumId w:val="2"/>
   </w:num>
-  <w:num w:numId="6" w16cid:durableId="1556429032">
-    <w:abstractNumId w:val="10"/>
-  </w:num>
-  <w:num w:numId="7" w16cid:durableId="2067214714">
-    <w:abstractNumId w:val="13"/>
-  </w:num>
-  <w:num w:numId="8" w16cid:durableId="39482929">
-    <w:abstractNumId w:val="11"/>
-  </w:num>
-  <w:num w:numId="9" w16cid:durableId="1456176732">
+  <w:num w:numId="17" w16cid:durableId="272517439">
     <w:abstractNumId w:val="8"/>
   </w:num>
-  <w:num w:numId="10" w16cid:durableId="1813866870">
+  <w:num w:numId="18" w16cid:durableId="360057012">
     <w:abstractNumId w:val="0"/>
   </w:num>
-  <w:num w:numId="11" w16cid:durableId="1905606871">
-    <w:abstractNumId w:val="1"/>
-  </w:num>
-  <w:num w:numId="12" w16cid:durableId="658579132">
-    <w:abstractNumId w:val="2"/>
-  </w:num>
-  <w:num w:numId="13" w16cid:durableId="1252661660">
-    <w:abstractNumId w:val="3"/>
-  </w:num>
-  <w:num w:numId="14" w16cid:durableId="569464681">
-    <w:abstractNumId w:val="6"/>
-  </w:num>
-  <w:num w:numId="15" w16cid:durableId="1699696261">
-    <w:abstractNumId w:val="14"/>
+  <w:num w:numId="19" w16cid:durableId="1476949929">
+    <w:abstractNumId w:val="11"/>
   </w:num>
 </w:numbering>
 </file>
@@ -10060,6 +10980,7 @@
   <w:style w:type="character" w:default="1" w:styleId="Privzetapisavaodstavka">
     <w:name w:val="Default Paragraph Font"/>
     <w:uiPriority w:val="1"/>
+    <w:semiHidden/>
     <w:unhideWhenUsed/>
   </w:style>
   <w:style w:type="table" w:default="1" w:styleId="Navadnatabela">
